--- a/社会実装_学校概要.docx
+++ b/社会実装_学校概要.docx
@@ -4,23 +4,15 @@
   <w:body>
     <w:p>
       <w:pPr>
-        <w:pStyle w:val="Web"/>
-      </w:pPr>
-    </w:p>
-    <w:p>
-      <w:pPr>
-        <w:pStyle w:val="Web"/>
-      </w:pPr>
-      <w:r>
+        <w:pStyle w:val="NormalWeb"/>
         <w:rPr>
           <w:rFonts w:hint="eastAsia"/>
         </w:rPr>
-        <w:t>台本</w:t>
-      </w:r>
-    </w:p>
-    <w:p>
-      <w:pPr>
-        <w:pStyle w:val="Web"/>
+      </w:pPr>
+    </w:p>
+    <w:p>
+      <w:pPr>
+        <w:pStyle w:val="NormalWeb"/>
       </w:pPr>
       <w:r>
         <w:rPr>
@@ -31,7 +23,7 @@
     </w:p>
     <w:p>
       <w:pPr>
-        <w:pStyle w:val="Web"/>
+        <w:pStyle w:val="NormalWeb"/>
         <w:rPr>
           <w:rFonts w:ascii="-webkit-standard" w:hAnsi="-webkit-standard" w:hint="eastAsia"/>
           <w:color w:val="000000"/>
@@ -51,7 +43,7 @@
     </w:p>
     <w:p>
       <w:pPr>
-        <w:pStyle w:val="Web"/>
+        <w:pStyle w:val="NormalWeb"/>
         <w:rPr>
           <w:rFonts w:ascii="-webkit-standard" w:hAnsi="-webkit-standard" w:hint="eastAsia"/>
           <w:color w:val="000000"/>
@@ -71,7 +63,7 @@
     </w:p>
     <w:p>
       <w:pPr>
-        <w:pStyle w:val="Web"/>
+        <w:pStyle w:val="NormalWeb"/>
         <w:rPr>
           <w:rFonts w:ascii="-webkit-standard" w:hAnsi="-webkit-standard" w:hint="eastAsia"/>
           <w:color w:val="000000"/>
@@ -91,7 +83,7 @@
     </w:p>
     <w:p>
       <w:pPr>
-        <w:pStyle w:val="Web"/>
+        <w:pStyle w:val="NormalWeb"/>
         <w:rPr>
           <w:rFonts w:ascii="-webkit-standard" w:hAnsi="-webkit-standard" w:hint="eastAsia"/>
           <w:color w:val="000000"/>
@@ -120,7 +112,7 @@
     </w:p>
     <w:p>
       <w:pPr>
-        <w:pStyle w:val="Web"/>
+        <w:pStyle w:val="NormalWeb"/>
         <w:rPr>
           <w:rFonts w:ascii="-webkit-standard" w:hAnsi="-webkit-standard" w:hint="eastAsia"/>
           <w:color w:val="000000"/>
@@ -149,7 +141,7 @@
     </w:p>
     <w:p>
       <w:pPr>
-        <w:pStyle w:val="Web"/>
+        <w:pStyle w:val="NormalWeb"/>
         <w:rPr>
           <w:rFonts w:ascii="-webkit-standard" w:hAnsi="-webkit-standard" w:hint="eastAsia"/>
           <w:color w:val="000000"/>
@@ -178,7 +170,7 @@
     </w:p>
     <w:p>
       <w:pPr>
-        <w:pStyle w:val="Web"/>
+        <w:pStyle w:val="NormalWeb"/>
         <w:rPr>
           <w:rFonts w:ascii="-webkit-standard" w:hAnsi="-webkit-standard" w:hint="eastAsia"/>
           <w:color w:val="000000"/>
@@ -216,7 +208,7 @@
     </w:p>
     <w:p>
       <w:pPr>
-        <w:pStyle w:val="Web"/>
+        <w:pStyle w:val="NormalWeb"/>
         <w:rPr>
           <w:rFonts w:ascii="-webkit-standard" w:hAnsi="-webkit-standard" w:hint="eastAsia"/>
           <w:color w:val="000000"/>
@@ -245,7 +237,7 @@
     </w:p>
     <w:p>
       <w:pPr>
-        <w:pStyle w:val="Web"/>
+        <w:pStyle w:val="NormalWeb"/>
         <w:rPr>
           <w:rFonts w:ascii="-webkit-standard" w:hAnsi="-webkit-standard" w:hint="eastAsia"/>
           <w:color w:val="000000"/>
@@ -274,7 +266,7 @@
     </w:p>
     <w:p>
       <w:pPr>
-        <w:pStyle w:val="Web"/>
+        <w:pStyle w:val="NormalWeb"/>
         <w:rPr>
           <w:rFonts w:ascii="-webkit-standard" w:hAnsi="-webkit-standard" w:hint="eastAsia"/>
           <w:color w:val="000000"/>
@@ -285,7 +277,7 @@
     </w:p>
     <w:p>
       <w:pPr>
-        <w:pStyle w:val="Web"/>
+        <w:pStyle w:val="NormalWeb"/>
         <w:rPr>
           <w:rFonts w:ascii="-webkit-standard" w:hAnsi="-webkit-standard" w:hint="eastAsia"/>
           <w:color w:val="000000"/>
@@ -305,7 +297,7 @@
     </w:p>
     <w:p>
       <w:pPr>
-        <w:pStyle w:val="Web"/>
+        <w:pStyle w:val="NormalWeb"/>
         <w:rPr>
           <w:rFonts w:ascii="-webkit-standard" w:hAnsi="-webkit-standard" w:hint="eastAsia"/>
           <w:color w:val="000000"/>
@@ -383,7 +375,7 @@
           <w:sz w:val="27"/>
           <w:szCs w:val="27"/>
         </w:rPr>
-        <w:t>つあり、機械工学科、電気工学科、電子工学科、</w:t>
+        <w:t>つあり、機械</w:t>
       </w:r>
       <w:r>
         <w:rPr>
@@ -392,6 +384,16 @@
           <w:sz w:val="27"/>
           <w:szCs w:val="27"/>
         </w:rPr>
+        <w:lastRenderedPageBreak/>
+        <w:t>工学科、電気工学科、電子工学科、</w:t>
+      </w:r>
+      <w:r>
+        <w:rPr>
+          <w:rFonts w:ascii="-webkit-standard" w:hAnsi="-webkit-standard" w:hint="eastAsia"/>
+          <w:color w:val="000000"/>
+          <w:sz w:val="27"/>
+          <w:szCs w:val="27"/>
+        </w:rPr>
         <w:t>情報工学科、物質工学科があります。</w:t>
       </w:r>
       <w:r>
@@ -442,7 +444,7 @@
     </w:p>
     <w:p>
       <w:pPr>
-        <w:pStyle w:val="Web"/>
+        <w:pStyle w:val="NormalWeb"/>
         <w:rPr>
           <w:rFonts w:ascii="-webkit-standard" w:hAnsi="-webkit-standard" w:hint="eastAsia"/>
           <w:color w:val="000000"/>
@@ -471,7 +473,7 @@
     </w:p>
     <w:p>
       <w:pPr>
-        <w:pStyle w:val="Web"/>
+        <w:pStyle w:val="NormalWeb"/>
         <w:rPr>
           <w:rFonts w:ascii="-webkit-standard" w:hAnsi="-webkit-standard" w:hint="eastAsia"/>
           <w:color w:val="000000"/>
@@ -500,7 +502,7 @@
     </w:p>
     <w:p>
       <w:pPr>
-        <w:pStyle w:val="Web"/>
+        <w:pStyle w:val="NormalWeb"/>
         <w:rPr>
           <w:rFonts w:ascii="-webkit-standard" w:hAnsi="-webkit-standard" w:hint="eastAsia"/>
           <w:color w:val="000000"/>
@@ -592,7 +594,7 @@
     </w:p>
     <w:p>
       <w:pPr>
-        <w:pStyle w:val="Web"/>
+        <w:pStyle w:val="NormalWeb"/>
         <w:rPr>
           <w:rFonts w:ascii="-webkit-standard" w:hAnsi="-webkit-standard" w:hint="eastAsia"/>
           <w:color w:val="000000"/>
@@ -757,7 +759,7 @@
     </w:p>
     <w:p>
       <w:pPr>
-        <w:pStyle w:val="Web"/>
+        <w:pStyle w:val="NormalWeb"/>
         <w:rPr>
           <w:rFonts w:ascii="-webkit-standard" w:hAnsi="-webkit-standard" w:hint="eastAsia"/>
           <w:color w:val="000000"/>
@@ -804,7 +806,7 @@
     </w:p>
     <w:p>
       <w:pPr>
-        <w:pStyle w:val="Web"/>
+        <w:pStyle w:val="NormalWeb"/>
         <w:rPr>
           <w:rFonts w:ascii="-webkit-standard" w:hAnsi="-webkit-standard" w:hint="eastAsia"/>
           <w:color w:val="000000"/>
@@ -905,7 +907,7 @@
     </w:p>
     <w:p>
       <w:pPr>
-        <w:pStyle w:val="Web"/>
+        <w:pStyle w:val="NormalWeb"/>
         <w:rPr>
           <w:rFonts w:ascii="-webkit-standard" w:hAnsi="-webkit-standard" w:hint="eastAsia"/>
           <w:color w:val="000000"/>
@@ -952,7 +954,7 @@
     </w:p>
     <w:p>
       <w:pPr>
-        <w:pStyle w:val="Web"/>
+        <w:pStyle w:val="NormalWeb"/>
         <w:rPr>
           <w:rFonts w:ascii="-webkit-standard" w:hAnsi="-webkit-standard" w:hint="eastAsia"/>
           <w:color w:val="000000"/>
@@ -990,7 +992,7 @@
     </w:p>
     <w:p>
       <w:pPr>
-        <w:pStyle w:val="Web"/>
+        <w:pStyle w:val="NormalWeb"/>
         <w:rPr>
           <w:rFonts w:ascii="-webkit-standard" w:hAnsi="-webkit-standard" w:hint="eastAsia"/>
           <w:color w:val="000000"/>
@@ -1005,6 +1007,7 @@
           <w:sz w:val="27"/>
           <w:szCs w:val="27"/>
         </w:rPr>
+        <w:lastRenderedPageBreak/>
         <w:t>研究室について</w:t>
       </w:r>
     </w:p>
@@ -1331,66 +1334,2783 @@
     </w:p>
     <w:p>
       <w:pPr>
-        <w:widowControl/>
-        <w:spacing w:before="100" w:beforeAutospacing="1" w:after="100" w:afterAutospacing="1"/>
-        <w:ind w:left="360"/>
-        <w:rPr>
-          <w:rFonts w:ascii="ＭＳ Ｐゴシック" w:eastAsia="ＭＳ Ｐゴシック" w:hAnsi="ＭＳ Ｐゴシック" w:cs="ＭＳ Ｐゴシック"/>
-          <w:color w:val="000000"/>
-          <w:kern w:val="0"/>
-          <w:sz w:val="24"/>
-          <w14:ligatures w14:val="none"/>
-        </w:rPr>
-      </w:pPr>
-    </w:p>
-    <w:p>
-      <w:pPr>
-        <w:widowControl/>
-        <w:spacing w:before="100" w:beforeAutospacing="1" w:after="100" w:afterAutospacing="1"/>
-        <w:rPr>
-          <w:rFonts w:ascii="ＭＳ Ｐゴシック" w:eastAsia="ＭＳ Ｐゴシック" w:hAnsi="ＭＳ Ｐゴシック" w:cs="ＭＳ Ｐゴシック"/>
-          <w:color w:val="000000"/>
-          <w:kern w:val="0"/>
-          <w:sz w:val="24"/>
-          <w14:ligatures w14:val="none"/>
-        </w:rPr>
-      </w:pPr>
-    </w:p>
-    <w:p>
-      <w:pPr>
-        <w:pStyle w:val="Web"/>
+        <w:pStyle w:val="NormalWeb"/>
+        <w:rPr>
+          <w:rFonts w:ascii="-webkit-standard" w:hAnsi="-webkit-standard"/>
+          <w:color w:val="000000"/>
+          <w:sz w:val="27"/>
+          <w:szCs w:val="27"/>
+        </w:rPr>
+      </w:pPr>
+    </w:p>
+    <w:p>
+      <w:pPr>
+        <w:pStyle w:val="NormalWeb"/>
+        <w:rPr>
+          <w:rFonts w:ascii="-webkit-standard" w:hAnsi="-webkit-standard"/>
+          <w:color w:val="000000"/>
+          <w:sz w:val="27"/>
+          <w:szCs w:val="27"/>
+        </w:rPr>
+      </w:pPr>
+    </w:p>
+    <w:p>
+      <w:pPr>
+        <w:pStyle w:val="NormalWeb"/>
+        <w:rPr>
+          <w:rFonts w:ascii="-webkit-standard" w:hAnsi="-webkit-standard"/>
+          <w:color w:val="000000"/>
+          <w:sz w:val="27"/>
+          <w:szCs w:val="27"/>
+        </w:rPr>
+      </w:pPr>
+      <w:r>
         <w:rPr>
           <w:rFonts w:ascii="-webkit-standard" w:hAnsi="-webkit-standard" w:hint="eastAsia"/>
           <w:color w:val="000000"/>
           <w:sz w:val="27"/>
           <w:szCs w:val="27"/>
         </w:rPr>
-      </w:pPr>
-      <w:r>
-        <w:rPr>
-          <w:rFonts w:ascii="-webkit-standard" w:hAnsi="-webkit-standard" w:hint="eastAsia"/>
-          <w:color w:val="000000"/>
-          <w:sz w:val="27"/>
-          <w:szCs w:val="27"/>
-        </w:rPr>
-        <w:t>アクション</w:t>
-      </w:r>
-    </w:p>
-    <w:p>
-      <w:pPr>
-        <w:pStyle w:val="Web"/>
-        <w:rPr>
-          <w:rFonts w:ascii="-webkit-standard" w:hAnsi="-webkit-standard" w:hint="eastAsia"/>
-          <w:color w:val="000000"/>
-          <w:sz w:val="27"/>
-          <w:szCs w:val="27"/>
-        </w:rPr>
-      </w:pPr>
-    </w:p>
-    <w:p>
-      <w:pPr>
-        <w:pStyle w:val="Web"/>
-      </w:pPr>
+        <w:t>研究室紹介</w:t>
+      </w:r>
+    </w:p>
+    <w:p>
+      <w:pPr>
+        <w:pStyle w:val="NormalWeb"/>
+        <w:rPr>
+          <w:rFonts w:ascii="-webkit-standard" w:hAnsi="-webkit-standard"/>
+          <w:color w:val="000000"/>
+          <w:sz w:val="27"/>
+          <w:szCs w:val="27"/>
+        </w:rPr>
+      </w:pPr>
+    </w:p>
+    <w:p>
+      <w:pPr>
+        <w:rPr>
+          <w:rFonts w:ascii="-webkit-standard" w:eastAsia="ＭＳ Ｐゴシック" w:hAnsi="-webkit-standard" w:cs="ＭＳ Ｐゴシック"/>
+          <w:color w:val="000000"/>
+          <w:kern w:val="0"/>
+          <w:sz w:val="27"/>
+          <w:szCs w:val="27"/>
+          <w14:ligatures w14:val="none"/>
+        </w:rPr>
+      </w:pPr>
+      <w:r>
+        <w:rPr>
+          <w:rFonts w:ascii="-webkit-standard" w:eastAsia="ＭＳ Ｐゴシック" w:hAnsi="-webkit-standard" w:cs="ＭＳ Ｐゴシック"/>
+          <w:color w:val="000000"/>
+          <w:kern w:val="0"/>
+          <w:sz w:val="27"/>
+          <w:szCs w:val="27"/>
+          <w14:ligatures w14:val="none"/>
+        </w:rPr>
+        <w:t>根本研究室</w:t>
+      </w:r>
+      <w:r>
+        <w:rPr>
+          <w:rFonts w:ascii="-webkit-standard" w:eastAsia="ＭＳ Ｐゴシック" w:hAnsi="-webkit-standard" w:cs="ＭＳ Ｐゴシック"/>
+          <w:color w:val="000000"/>
+          <w:kern w:val="0"/>
+          <w:sz w:val="27"/>
+          <w:szCs w:val="27"/>
+          <w14:ligatures w14:val="none"/>
+        </w:rPr>
+        <w:t> </w:t>
+      </w:r>
+    </w:p>
+    <w:p>
+      <w:pPr>
+        <w:rPr>
+          <w:rFonts w:ascii="-webkit-standard" w:eastAsia="ＭＳ Ｐゴシック" w:hAnsi="-webkit-standard" w:cs="ＭＳ Ｐゴシック"/>
+          <w:color w:val="000000"/>
+          <w:kern w:val="0"/>
+          <w:sz w:val="27"/>
+          <w:szCs w:val="27"/>
+          <w14:ligatures w14:val="none"/>
+        </w:rPr>
+      </w:pPr>
+      <w:r>
+        <w:rPr>
+          <w:rFonts w:ascii="-webkit-standard" w:eastAsia="ＭＳ Ｐゴシック" w:hAnsi="-webkit-standard" w:cs="ＭＳ Ｐゴシック"/>
+          <w:color w:val="000000"/>
+          <w:kern w:val="0"/>
+          <w:sz w:val="27"/>
+          <w:szCs w:val="27"/>
+          <w14:ligatures w14:val="none"/>
+        </w:rPr>
+        <w:t>根本研究室では、電力エネルギー分野をもとに放電や溶接、都市消費電力の可視化などについて研究を行っています。本研究室の本質は、電力を熱や運動に変換することです。一例として、自動溶接装置の確立や</w:t>
+      </w:r>
+      <w:r>
+        <w:rPr>
+          <w:rFonts w:ascii="-webkit-standard" w:eastAsia="ＭＳ Ｐゴシック" w:hAnsi="-webkit-standard" w:cs="ＭＳ Ｐゴシック"/>
+          <w:color w:val="000000"/>
+          <w:kern w:val="0"/>
+          <w:sz w:val="27"/>
+          <w:szCs w:val="27"/>
+          <w14:ligatures w14:val="none"/>
+        </w:rPr>
+        <w:t>AI</w:t>
+      </w:r>
+      <w:r>
+        <w:rPr>
+          <w:rFonts w:ascii="-webkit-standard" w:eastAsia="ＭＳ Ｐゴシック" w:hAnsi="-webkit-standard" w:cs="ＭＳ Ｐゴシック"/>
+          <w:color w:val="000000"/>
+          <w:kern w:val="0"/>
+          <w:sz w:val="27"/>
+          <w:szCs w:val="27"/>
+          <w14:ligatures w14:val="none"/>
+        </w:rPr>
+        <w:t>を搭載したセンサ用ドローンの制御の確立を考えています。これらの技術を確立するために必要な計測技術や通信技術、制御技術、</w:t>
+      </w:r>
+      <w:r>
+        <w:rPr>
+          <w:rFonts w:ascii="-webkit-standard" w:eastAsia="ＭＳ Ｐゴシック" w:hAnsi="-webkit-standard" w:cs="ＭＳ Ｐゴシック"/>
+          <w:color w:val="000000"/>
+          <w:kern w:val="0"/>
+          <w:sz w:val="27"/>
+          <w:szCs w:val="27"/>
+          <w14:ligatures w14:val="none"/>
+        </w:rPr>
+        <w:t>AI</w:t>
+      </w:r>
+      <w:r>
+        <w:rPr>
+          <w:rFonts w:ascii="-webkit-standard" w:eastAsia="ＭＳ Ｐゴシック" w:hAnsi="-webkit-standard" w:cs="ＭＳ Ｐゴシック"/>
+          <w:color w:val="000000"/>
+          <w:kern w:val="0"/>
+          <w:sz w:val="27"/>
+          <w:szCs w:val="27"/>
+          <w14:ligatures w14:val="none"/>
+        </w:rPr>
+        <w:t>技術などを共に研究していきます。</w:t>
+      </w:r>
+      <w:r>
+        <w:rPr>
+          <w:rFonts w:ascii="-webkit-standard" w:eastAsia="ＭＳ Ｐゴシック" w:hAnsi="-webkit-standard" w:cs="ＭＳ Ｐゴシック"/>
+          <w:color w:val="000000"/>
+          <w:kern w:val="0"/>
+          <w:sz w:val="27"/>
+          <w:szCs w:val="27"/>
+          <w14:ligatures w14:val="none"/>
+        </w:rPr>
+        <w:t> </w:t>
+      </w:r>
+    </w:p>
+    <w:p>
+      <w:pPr>
+        <w:rPr>
+          <w:rFonts w:ascii="-webkit-standard" w:eastAsia="ＭＳ Ｐゴシック" w:hAnsi="-webkit-standard" w:cs="ＭＳ Ｐゴシック"/>
+          <w:color w:val="000000"/>
+          <w:kern w:val="0"/>
+          <w:sz w:val="27"/>
+          <w:szCs w:val="27"/>
+          <w14:ligatures w14:val="none"/>
+        </w:rPr>
+      </w:pPr>
+      <w:r>
+        <w:rPr>
+          <w:rFonts w:ascii="-webkit-standard" w:eastAsia="ＭＳ Ｐゴシック" w:hAnsi="-webkit-standard" w:cs="ＭＳ Ｐゴシック"/>
+          <w:color w:val="000000"/>
+          <w:kern w:val="0"/>
+          <w:sz w:val="27"/>
+          <w:szCs w:val="27"/>
+          <w14:ligatures w14:val="none"/>
+        </w:rPr>
+        <w:t> </w:t>
+      </w:r>
+    </w:p>
+    <w:p>
+      <w:pPr>
+        <w:rPr>
+          <w:rFonts w:ascii="-webkit-standard" w:eastAsia="ＭＳ Ｐゴシック" w:hAnsi="-webkit-standard" w:cs="ＭＳ Ｐゴシック"/>
+          <w:color w:val="000000"/>
+          <w:kern w:val="0"/>
+          <w:sz w:val="27"/>
+          <w:szCs w:val="27"/>
+          <w14:ligatures w14:val="none"/>
+        </w:rPr>
+      </w:pPr>
+      <w:r>
+        <w:rPr>
+          <w:rFonts w:ascii="-webkit-standard" w:eastAsia="ＭＳ Ｐゴシック" w:hAnsi="-webkit-standard" w:cs="ＭＳ Ｐゴシック"/>
+          <w:color w:val="000000"/>
+          <w:kern w:val="0"/>
+          <w:sz w:val="27"/>
+          <w:szCs w:val="27"/>
+          <w14:ligatures w14:val="none"/>
+        </w:rPr>
+        <w:t>卒業研究テーマ</w:t>
+      </w:r>
+      <w:r>
+        <w:rPr>
+          <w:rFonts w:ascii="-webkit-standard" w:eastAsia="ＭＳ Ｐゴシック" w:hAnsi="-webkit-standard" w:cs="ＭＳ Ｐゴシック"/>
+          <w:color w:val="000000"/>
+          <w:kern w:val="0"/>
+          <w:sz w:val="27"/>
+          <w:szCs w:val="27"/>
+          <w14:ligatures w14:val="none"/>
+        </w:rPr>
+        <w:t> </w:t>
+      </w:r>
+    </w:p>
+    <w:p>
+      <w:pPr>
+        <w:rPr>
+          <w:rFonts w:ascii="-webkit-standard" w:eastAsia="ＭＳ Ｐゴシック" w:hAnsi="-webkit-standard" w:cs="ＭＳ Ｐゴシック"/>
+          <w:color w:val="000000"/>
+          <w:kern w:val="0"/>
+          <w:sz w:val="27"/>
+          <w:szCs w:val="27"/>
+          <w14:ligatures w14:val="none"/>
+        </w:rPr>
+      </w:pPr>
+      <w:r>
+        <w:rPr>
+          <w:rFonts w:ascii="-webkit-standard" w:eastAsia="ＭＳ Ｐゴシック" w:hAnsi="-webkit-standard" w:cs="ＭＳ Ｐゴシック"/>
+          <w:color w:val="000000"/>
+          <w:kern w:val="0"/>
+          <w:sz w:val="27"/>
+          <w:szCs w:val="27"/>
+          <w14:ligatures w14:val="none"/>
+        </w:rPr>
+        <w:t>・</w:t>
+      </w:r>
+      <w:r>
+        <w:rPr>
+          <w:rFonts w:ascii="-webkit-standard" w:eastAsia="ＭＳ Ｐゴシック" w:hAnsi="-webkit-standard" w:cs="ＭＳ Ｐゴシック"/>
+          <w:color w:val="000000"/>
+          <w:kern w:val="0"/>
+          <w:sz w:val="27"/>
+          <w:szCs w:val="27"/>
+          <w14:ligatures w14:val="none"/>
+        </w:rPr>
+        <w:t>PLATEAU</w:t>
+      </w:r>
+      <w:r>
+        <w:rPr>
+          <w:rFonts w:ascii="-webkit-standard" w:eastAsia="ＭＳ Ｐゴシック" w:hAnsi="-webkit-standard" w:cs="ＭＳ Ｐゴシック"/>
+          <w:color w:val="000000"/>
+          <w:kern w:val="0"/>
+          <w:sz w:val="27"/>
+          <w:szCs w:val="27"/>
+          <w14:ligatures w14:val="none"/>
+        </w:rPr>
+        <w:t>を用いた電力消費量の可視化</w:t>
+      </w:r>
+      <w:r>
+        <w:rPr>
+          <w:rFonts w:ascii="-webkit-standard" w:eastAsia="ＭＳ Ｐゴシック" w:hAnsi="-webkit-standard" w:cs="ＭＳ Ｐゴシック"/>
+          <w:color w:val="000000"/>
+          <w:kern w:val="0"/>
+          <w:sz w:val="27"/>
+          <w:szCs w:val="27"/>
+          <w14:ligatures w14:val="none"/>
+        </w:rPr>
+        <w:t> </w:t>
+      </w:r>
+    </w:p>
+    <w:p>
+      <w:pPr>
+        <w:rPr>
+          <w:rFonts w:ascii="-webkit-standard" w:eastAsia="ＭＳ Ｐゴシック" w:hAnsi="-webkit-standard" w:cs="ＭＳ Ｐゴシック"/>
+          <w:color w:val="000000"/>
+          <w:kern w:val="0"/>
+          <w:sz w:val="27"/>
+          <w:szCs w:val="27"/>
+          <w14:ligatures w14:val="none"/>
+        </w:rPr>
+      </w:pPr>
+      <w:r>
+        <w:rPr>
+          <w:rFonts w:ascii="-webkit-standard" w:eastAsia="ＭＳ Ｐゴシック" w:hAnsi="-webkit-standard" w:cs="ＭＳ Ｐゴシック"/>
+          <w:color w:val="000000"/>
+          <w:kern w:val="0"/>
+          <w:sz w:val="27"/>
+          <w:szCs w:val="27"/>
+          <w14:ligatures w14:val="none"/>
+        </w:rPr>
+        <w:t>・機械学習を用いた真空アーク陰極点の検出</w:t>
+      </w:r>
+      <w:r>
+        <w:rPr>
+          <w:rFonts w:ascii="-webkit-standard" w:eastAsia="ＭＳ Ｐゴシック" w:hAnsi="-webkit-standard" w:cs="ＭＳ Ｐゴシック"/>
+          <w:color w:val="000000"/>
+          <w:kern w:val="0"/>
+          <w:sz w:val="27"/>
+          <w:szCs w:val="27"/>
+          <w14:ligatures w14:val="none"/>
+        </w:rPr>
+        <w:t> </w:t>
+      </w:r>
+    </w:p>
+    <w:p>
+      <w:pPr>
+        <w:rPr>
+          <w:rFonts w:ascii="-webkit-standard" w:eastAsia="ＭＳ Ｐゴシック" w:hAnsi="-webkit-standard" w:cs="ＭＳ Ｐゴシック"/>
+          <w:color w:val="000000"/>
+          <w:kern w:val="0"/>
+          <w:sz w:val="27"/>
+          <w:szCs w:val="27"/>
+          <w14:ligatures w14:val="none"/>
+        </w:rPr>
+      </w:pPr>
+      <w:r>
+        <w:rPr>
+          <w:rFonts w:ascii="-webkit-standard" w:eastAsia="ＭＳ Ｐゴシック" w:hAnsi="-webkit-standard" w:cs="ＭＳ Ｐゴシック"/>
+          <w:color w:val="000000"/>
+          <w:kern w:val="0"/>
+          <w:sz w:val="27"/>
+          <w:szCs w:val="27"/>
+          <w14:ligatures w14:val="none"/>
+        </w:rPr>
+        <w:t>・アーク継続時間が及ぼす真空アーク陰極点の生成画像の検討</w:t>
+      </w:r>
+      <w:r>
+        <w:rPr>
+          <w:rFonts w:ascii="-webkit-standard" w:eastAsia="ＭＳ Ｐゴシック" w:hAnsi="-webkit-standard" w:cs="ＭＳ Ｐゴシック"/>
+          <w:color w:val="000000"/>
+          <w:kern w:val="0"/>
+          <w:sz w:val="27"/>
+          <w:szCs w:val="27"/>
+          <w14:ligatures w14:val="none"/>
+        </w:rPr>
+        <w:t> </w:t>
+      </w:r>
+    </w:p>
+    <w:p>
+      <w:pPr>
+        <w:rPr>
+          <w:rFonts w:ascii="-webkit-standard" w:eastAsia="ＭＳ Ｐゴシック" w:hAnsi="-webkit-standard" w:cs="ＭＳ Ｐゴシック"/>
+          <w:color w:val="000000"/>
+          <w:kern w:val="0"/>
+          <w:sz w:val="27"/>
+          <w:szCs w:val="27"/>
+          <w14:ligatures w14:val="none"/>
+        </w:rPr>
+      </w:pPr>
+      <w:r>
+        <w:rPr>
+          <w:rFonts w:ascii="-webkit-standard" w:eastAsia="ＭＳ Ｐゴシック" w:hAnsi="-webkit-standard" w:cs="ＭＳ Ｐゴシック"/>
+          <w:color w:val="000000"/>
+          <w:kern w:val="0"/>
+          <w:sz w:val="27"/>
+          <w:szCs w:val="27"/>
+          <w14:ligatures w14:val="none"/>
+        </w:rPr>
+        <w:t>・アーク溶接における陰極移動時の電流が及ぼす温度分布の解析</w:t>
+      </w:r>
+      <w:r>
+        <w:rPr>
+          <w:rFonts w:ascii="-webkit-standard" w:eastAsia="ＭＳ Ｐゴシック" w:hAnsi="-webkit-standard" w:cs="ＭＳ Ｐゴシック"/>
+          <w:color w:val="000000"/>
+          <w:kern w:val="0"/>
+          <w:sz w:val="27"/>
+          <w:szCs w:val="27"/>
+          <w14:ligatures w14:val="none"/>
+        </w:rPr>
+        <w:t> </w:t>
+      </w:r>
+    </w:p>
+    <w:p>
+      <w:pPr>
+        <w:rPr>
+          <w:rFonts w:ascii="-webkit-standard" w:eastAsia="ＭＳ Ｐゴシック" w:hAnsi="-webkit-standard" w:cs="ＭＳ Ｐゴシック"/>
+          <w:color w:val="000000"/>
+          <w:kern w:val="0"/>
+          <w:sz w:val="27"/>
+          <w:szCs w:val="27"/>
+          <w14:ligatures w14:val="none"/>
+        </w:rPr>
+      </w:pPr>
+      <w:r>
+        <w:rPr>
+          <w:rFonts w:ascii="-webkit-standard" w:eastAsia="ＭＳ Ｐゴシック" w:hAnsi="-webkit-standard" w:cs="ＭＳ Ｐゴシック"/>
+          <w:color w:val="000000"/>
+          <w:kern w:val="0"/>
+          <w:sz w:val="27"/>
+          <w:szCs w:val="27"/>
+          <w14:ligatures w14:val="none"/>
+        </w:rPr>
+        <w:t> </w:t>
+      </w:r>
+    </w:p>
+    <w:p>
+      <w:pPr>
+        <w:rPr>
+          <w:rFonts w:ascii="-webkit-standard" w:eastAsia="ＭＳ Ｐゴシック" w:hAnsi="-webkit-standard" w:cs="ＭＳ Ｐゴシック"/>
+          <w:color w:val="000000"/>
+          <w:kern w:val="0"/>
+          <w:sz w:val="27"/>
+          <w:szCs w:val="27"/>
+          <w14:ligatures w14:val="none"/>
+        </w:rPr>
+      </w:pPr>
+      <w:r>
+        <w:rPr>
+          <w:rFonts w:ascii="-webkit-standard" w:eastAsia="ＭＳ Ｐゴシック" w:hAnsi="-webkit-standard" w:cs="ＭＳ Ｐゴシック"/>
+          <w:color w:val="000000"/>
+          <w:kern w:val="0"/>
+          <w:sz w:val="27"/>
+          <w:szCs w:val="27"/>
+          <w14:ligatures w14:val="none"/>
+        </w:rPr>
+        <w:t> </w:t>
+      </w:r>
+    </w:p>
+    <w:p>
+      <w:pPr>
+        <w:rPr>
+          <w:rFonts w:ascii="-webkit-standard" w:eastAsia="ＭＳ Ｐゴシック" w:hAnsi="-webkit-standard" w:cs="ＭＳ Ｐゴシック"/>
+          <w:color w:val="000000"/>
+          <w:kern w:val="0"/>
+          <w:sz w:val="27"/>
+          <w:szCs w:val="27"/>
+          <w14:ligatures w14:val="none"/>
+        </w:rPr>
+      </w:pPr>
+      <w:r>
+        <w:rPr>
+          <w:rFonts w:ascii="-webkit-standard" w:eastAsia="ＭＳ Ｐゴシック" w:hAnsi="-webkit-standard" w:cs="ＭＳ Ｐゴシック"/>
+          <w:color w:val="000000"/>
+          <w:kern w:val="0"/>
+          <w:sz w:val="27"/>
+          <w:szCs w:val="27"/>
+          <w14:ligatures w14:val="none"/>
+        </w:rPr>
+        <w:t>新國研究室</w:t>
+      </w:r>
+      <w:r>
+        <w:rPr>
+          <w:rFonts w:ascii="-webkit-standard" w:eastAsia="ＭＳ Ｐゴシック" w:hAnsi="-webkit-standard" w:cs="ＭＳ Ｐゴシック"/>
+          <w:color w:val="000000"/>
+          <w:kern w:val="0"/>
+          <w:sz w:val="27"/>
+          <w:szCs w:val="27"/>
+          <w14:ligatures w14:val="none"/>
+        </w:rPr>
+        <w:t> </w:t>
+      </w:r>
+    </w:p>
+    <w:p>
+      <w:pPr>
+        <w:rPr>
+          <w:rFonts w:ascii="-webkit-standard" w:eastAsia="ＭＳ Ｐゴシック" w:hAnsi="-webkit-standard" w:cs="ＭＳ Ｐゴシック"/>
+          <w:color w:val="000000"/>
+          <w:kern w:val="0"/>
+          <w:sz w:val="27"/>
+          <w:szCs w:val="27"/>
+          <w14:ligatures w14:val="none"/>
+        </w:rPr>
+      </w:pPr>
+      <w:r>
+        <w:rPr>
+          <w:rFonts w:ascii="-webkit-standard" w:eastAsia="ＭＳ Ｐゴシック" w:hAnsi="-webkit-standard" w:cs="ＭＳ Ｐゴシック"/>
+          <w:color w:val="000000"/>
+          <w:kern w:val="0"/>
+          <w:sz w:val="27"/>
+          <w:szCs w:val="27"/>
+          <w14:ligatures w14:val="none"/>
+        </w:rPr>
+        <w:t>新國研究室では、「光を利用したセンサ」の研究に取り組んでおり、センサ用の材料・プロセス開発から新しいセンサの提案と実証実験に取り組んでいます。最近では、</w:t>
+      </w:r>
+      <w:r>
+        <w:rPr>
+          <w:rFonts w:ascii="-webkit-standard" w:eastAsia="ＭＳ Ｐゴシック" w:hAnsi="-webkit-standard" w:cs="ＭＳ Ｐゴシック"/>
+          <w:color w:val="000000"/>
+          <w:kern w:val="0"/>
+          <w:sz w:val="27"/>
+          <w:szCs w:val="27"/>
+          <w14:ligatures w14:val="none"/>
+        </w:rPr>
+        <w:t>MEMS</w:t>
+      </w:r>
+      <w:r>
+        <w:rPr>
+          <w:rFonts w:ascii="-webkit-standard" w:eastAsia="ＭＳ Ｐゴシック" w:hAnsi="-webkit-standard" w:cs="ＭＳ Ｐゴシック"/>
+          <w:color w:val="000000"/>
+          <w:kern w:val="0"/>
+          <w:sz w:val="27"/>
+          <w:szCs w:val="27"/>
+          <w14:ligatures w14:val="none"/>
+        </w:rPr>
+        <w:t>センサを利用した</w:t>
+      </w:r>
+      <w:r>
+        <w:rPr>
+          <w:rFonts w:ascii="-webkit-standard" w:eastAsia="ＭＳ Ｐゴシック" w:hAnsi="-webkit-standard" w:cs="ＭＳ Ｐゴシック"/>
+          <w:color w:val="000000"/>
+          <w:kern w:val="0"/>
+          <w:sz w:val="27"/>
+          <w:szCs w:val="27"/>
+          <w14:ligatures w14:val="none"/>
+        </w:rPr>
+        <w:t>IoT</w:t>
+      </w:r>
+      <w:r>
+        <w:rPr>
+          <w:rFonts w:ascii="-webkit-standard" w:eastAsia="ＭＳ Ｐゴシック" w:hAnsi="-webkit-standard" w:cs="ＭＳ Ｐゴシック"/>
+          <w:color w:val="000000"/>
+          <w:kern w:val="0"/>
+          <w:sz w:val="27"/>
+          <w:szCs w:val="27"/>
+          <w14:ligatures w14:val="none"/>
+        </w:rPr>
+        <w:t>システムの開発にも取り組んでいます。</w:t>
+      </w:r>
+      <w:r>
+        <w:rPr>
+          <w:rFonts w:ascii="-webkit-standard" w:eastAsia="ＭＳ Ｐゴシック" w:hAnsi="-webkit-standard" w:cs="ＭＳ Ｐゴシック"/>
+          <w:color w:val="000000"/>
+          <w:kern w:val="0"/>
+          <w:sz w:val="27"/>
+          <w:szCs w:val="27"/>
+          <w14:ligatures w14:val="none"/>
+        </w:rPr>
+        <w:t> </w:t>
+      </w:r>
+    </w:p>
+    <w:p>
+      <w:pPr>
+        <w:rPr>
+          <w:rFonts w:ascii="-webkit-standard" w:eastAsia="ＭＳ Ｐゴシック" w:hAnsi="-webkit-standard" w:cs="ＭＳ Ｐゴシック"/>
+          <w:color w:val="000000"/>
+          <w:kern w:val="0"/>
+          <w:sz w:val="27"/>
+          <w:szCs w:val="27"/>
+          <w14:ligatures w14:val="none"/>
+        </w:rPr>
+      </w:pPr>
+      <w:r>
+        <w:rPr>
+          <w:rFonts w:ascii="-webkit-standard" w:eastAsia="ＭＳ Ｐゴシック" w:hAnsi="-webkit-standard" w:cs="ＭＳ Ｐゴシック"/>
+          <w:color w:val="000000"/>
+          <w:kern w:val="0"/>
+          <w:sz w:val="27"/>
+          <w:szCs w:val="27"/>
+          <w14:ligatures w14:val="none"/>
+        </w:rPr>
+        <w:t>センサは人間の五感に相当し、力、音などの物理量やにおい、味などの化学量を検知するためのものです。家電製品、ロボット、自動車などには数多くのセンサが内蔵されその動作を支えていて、</w:t>
+      </w:r>
+      <w:r>
+        <w:rPr>
+          <w:rFonts w:ascii="-webkit-standard" w:eastAsia="ＭＳ Ｐゴシック" w:hAnsi="-webkit-standard" w:cs="ＭＳ Ｐゴシック"/>
+          <w:color w:val="000000"/>
+          <w:kern w:val="0"/>
+          <w:sz w:val="27"/>
+          <w:szCs w:val="27"/>
+          <w14:ligatures w14:val="none"/>
+        </w:rPr>
+        <w:t>2023</w:t>
+      </w:r>
+      <w:r>
+        <w:rPr>
+          <w:rFonts w:ascii="-webkit-standard" w:eastAsia="ＭＳ Ｐゴシック" w:hAnsi="-webkit-standard" w:cs="ＭＳ Ｐゴシック"/>
+          <w:color w:val="000000"/>
+          <w:kern w:val="0"/>
+          <w:sz w:val="27"/>
+          <w:szCs w:val="27"/>
+          <w14:ligatures w14:val="none"/>
+        </w:rPr>
+        <w:t>年には、情報社会の発展に伴い年間</w:t>
+      </w:r>
+      <w:r>
+        <w:rPr>
+          <w:rFonts w:ascii="-webkit-standard" w:eastAsia="ＭＳ Ｐゴシック" w:hAnsi="-webkit-standard" w:cs="ＭＳ Ｐゴシック"/>
+          <w:color w:val="000000"/>
+          <w:kern w:val="0"/>
+          <w:sz w:val="27"/>
+          <w:szCs w:val="27"/>
+          <w14:ligatures w14:val="none"/>
+        </w:rPr>
+        <w:t>1</w:t>
+      </w:r>
+      <w:r>
+        <w:rPr>
+          <w:rFonts w:ascii="-webkit-standard" w:eastAsia="ＭＳ Ｐゴシック" w:hAnsi="-webkit-standard" w:cs="ＭＳ Ｐゴシック"/>
+          <w:color w:val="000000"/>
+          <w:kern w:val="0"/>
+          <w:sz w:val="27"/>
+          <w:szCs w:val="27"/>
+          <w14:ligatures w14:val="none"/>
+        </w:rPr>
+        <w:t>兆個のセンサが活用されるトリリオンセンサの時代が来ると予想されています。従来のセンサの多くは電気を利用しているのですが、医療分野や化学プラント、発電プラント等の特殊環境下では漏電やショートが問題になることがあります。一方で、「光」を浴びたり触ったりしても感電しないように、「光を利用したセンサ」は安全性・信頼性が高く、病院やプラント等の特殊な環境下でも使用することができます。</w:t>
+      </w:r>
+      <w:r>
+        <w:rPr>
+          <w:rFonts w:ascii="-webkit-standard" w:eastAsia="ＭＳ Ｐゴシック" w:hAnsi="-webkit-standard" w:cs="ＭＳ Ｐゴシック"/>
+          <w:color w:val="000000"/>
+          <w:kern w:val="0"/>
+          <w:sz w:val="27"/>
+          <w:szCs w:val="27"/>
+          <w14:ligatures w14:val="none"/>
+        </w:rPr>
+        <w:t>  </w:t>
+      </w:r>
+    </w:p>
+    <w:p>
+      <w:pPr>
+        <w:rPr>
+          <w:rFonts w:ascii="-webkit-standard" w:eastAsia="ＭＳ Ｐゴシック" w:hAnsi="-webkit-standard" w:cs="ＭＳ Ｐゴシック"/>
+          <w:color w:val="000000"/>
+          <w:kern w:val="0"/>
+          <w:sz w:val="27"/>
+          <w:szCs w:val="27"/>
+          <w14:ligatures w14:val="none"/>
+        </w:rPr>
+      </w:pPr>
+      <w:r>
+        <w:rPr>
+          <w:rFonts w:ascii="-webkit-standard" w:eastAsia="ＭＳ Ｐゴシック" w:hAnsi="-webkit-standard" w:cs="ＭＳ Ｐゴシック"/>
+          <w:color w:val="000000"/>
+          <w:kern w:val="0"/>
+          <w:sz w:val="27"/>
+          <w:szCs w:val="27"/>
+          <w14:ligatures w14:val="none"/>
+        </w:rPr>
+        <w:t> </w:t>
+      </w:r>
+    </w:p>
+    <w:p>
+      <w:pPr>
+        <w:rPr>
+          <w:rFonts w:ascii="-webkit-standard" w:eastAsia="ＭＳ Ｐゴシック" w:hAnsi="-webkit-standard" w:cs="ＭＳ Ｐゴシック"/>
+          <w:color w:val="000000"/>
+          <w:kern w:val="0"/>
+          <w:sz w:val="27"/>
+          <w:szCs w:val="27"/>
+          <w14:ligatures w14:val="none"/>
+        </w:rPr>
+      </w:pPr>
+      <w:r>
+        <w:rPr>
+          <w:rFonts w:ascii="-webkit-standard" w:eastAsia="ＭＳ Ｐゴシック" w:hAnsi="-webkit-standard" w:cs="ＭＳ Ｐゴシック"/>
+          <w:color w:val="000000"/>
+          <w:kern w:val="0"/>
+          <w:sz w:val="27"/>
+          <w:szCs w:val="27"/>
+          <w14:ligatures w14:val="none"/>
+        </w:rPr>
+        <w:t>卒業研究テーマ</w:t>
+      </w:r>
+      <w:r>
+        <w:rPr>
+          <w:rFonts w:ascii="-webkit-standard" w:eastAsia="ＭＳ Ｐゴシック" w:hAnsi="-webkit-standard" w:cs="ＭＳ Ｐゴシック"/>
+          <w:color w:val="000000"/>
+          <w:kern w:val="0"/>
+          <w:sz w:val="27"/>
+          <w:szCs w:val="27"/>
+          <w14:ligatures w14:val="none"/>
+        </w:rPr>
+        <w:t> </w:t>
+      </w:r>
+    </w:p>
+    <w:p>
+      <w:pPr>
+        <w:rPr>
+          <w:rFonts w:ascii="-webkit-standard" w:eastAsia="ＭＳ Ｐゴシック" w:hAnsi="-webkit-standard" w:cs="ＭＳ Ｐゴシック"/>
+          <w:color w:val="000000"/>
+          <w:kern w:val="0"/>
+          <w:sz w:val="27"/>
+          <w:szCs w:val="27"/>
+          <w14:ligatures w14:val="none"/>
+        </w:rPr>
+      </w:pPr>
+      <w:r>
+        <w:rPr>
+          <w:rFonts w:ascii="-webkit-standard" w:eastAsia="ＭＳ Ｐゴシック" w:hAnsi="-webkit-standard" w:cs="ＭＳ Ｐゴシック"/>
+          <w:color w:val="000000"/>
+          <w:kern w:val="0"/>
+          <w:sz w:val="27"/>
+          <w:szCs w:val="27"/>
+          <w14:ligatures w14:val="none"/>
+        </w:rPr>
+        <w:t>・光</w:t>
+      </w:r>
+      <w:r>
+        <w:rPr>
+          <w:rFonts w:ascii="-webkit-standard" w:eastAsia="ＭＳ Ｐゴシック" w:hAnsi="-webkit-standard" w:cs="ＭＳ Ｐゴシック"/>
+          <w:color w:val="000000"/>
+          <w:kern w:val="0"/>
+          <w:sz w:val="27"/>
+          <w:szCs w:val="27"/>
+          <w14:ligatures w14:val="none"/>
+        </w:rPr>
+        <w:t>MEMS</w:t>
+      </w:r>
+      <w:r>
+        <w:rPr>
+          <w:rFonts w:ascii="-webkit-standard" w:eastAsia="ＭＳ Ｐゴシック" w:hAnsi="-webkit-standard" w:cs="ＭＳ Ｐゴシック"/>
+          <w:color w:val="000000"/>
+          <w:kern w:val="0"/>
+          <w:sz w:val="27"/>
+          <w:szCs w:val="27"/>
+          <w14:ligatures w14:val="none"/>
+        </w:rPr>
+        <w:t>圧力センサ</w:t>
+      </w:r>
+      <w:r>
+        <w:rPr>
+          <w:rFonts w:ascii="-webkit-standard" w:eastAsia="ＭＳ Ｐゴシック" w:hAnsi="-webkit-standard" w:cs="ＭＳ Ｐゴシック"/>
+          <w:color w:val="000000"/>
+          <w:kern w:val="0"/>
+          <w:sz w:val="27"/>
+          <w:szCs w:val="27"/>
+          <w14:ligatures w14:val="none"/>
+        </w:rPr>
+        <w:t>(</w:t>
+      </w:r>
+      <w:r>
+        <w:rPr>
+          <w:rFonts w:ascii="-webkit-standard" w:eastAsia="ＭＳ Ｐゴシック" w:hAnsi="-webkit-standard" w:cs="ＭＳ Ｐゴシック"/>
+          <w:color w:val="000000"/>
+          <w:kern w:val="0"/>
+          <w:sz w:val="27"/>
+          <w:szCs w:val="27"/>
+          <w14:ligatures w14:val="none"/>
+        </w:rPr>
+        <w:t>安全性・信頼性の高い圧力センサ</w:t>
+      </w:r>
+      <w:r>
+        <w:rPr>
+          <w:rFonts w:ascii="-webkit-standard" w:eastAsia="ＭＳ Ｐゴシック" w:hAnsi="-webkit-standard" w:cs="ＭＳ Ｐゴシック"/>
+          <w:color w:val="000000"/>
+          <w:kern w:val="0"/>
+          <w:sz w:val="27"/>
+          <w:szCs w:val="27"/>
+          <w14:ligatures w14:val="none"/>
+        </w:rPr>
+        <w:t>)  </w:t>
+      </w:r>
+    </w:p>
+    <w:p>
+      <w:pPr>
+        <w:rPr>
+          <w:rFonts w:ascii="-webkit-standard" w:eastAsia="ＭＳ Ｐゴシック" w:hAnsi="-webkit-standard" w:cs="ＭＳ Ｐゴシック"/>
+          <w:color w:val="000000"/>
+          <w:kern w:val="0"/>
+          <w:sz w:val="27"/>
+          <w:szCs w:val="27"/>
+          <w14:ligatures w14:val="none"/>
+        </w:rPr>
+      </w:pPr>
+      <w:r>
+        <w:rPr>
+          <w:rFonts w:ascii="-webkit-standard" w:eastAsia="ＭＳ Ｐゴシック" w:hAnsi="-webkit-standard" w:cs="ＭＳ Ｐゴシック"/>
+          <w:color w:val="000000"/>
+          <w:kern w:val="0"/>
+          <w:sz w:val="27"/>
+          <w:szCs w:val="27"/>
+          <w14:ligatures w14:val="none"/>
+        </w:rPr>
+        <w:t>・表面プラズモン共鳴を利用した光</w:t>
+      </w:r>
+      <w:r>
+        <w:rPr>
+          <w:rFonts w:ascii="-webkit-standard" w:eastAsia="ＭＳ Ｐゴシック" w:hAnsi="-webkit-standard" w:cs="ＭＳ Ｐゴシック"/>
+          <w:color w:val="000000"/>
+          <w:kern w:val="0"/>
+          <w:sz w:val="27"/>
+          <w:szCs w:val="27"/>
+          <w14:ligatures w14:val="none"/>
+        </w:rPr>
+        <w:t>MEMS</w:t>
+      </w:r>
+      <w:r>
+        <w:rPr>
+          <w:rFonts w:ascii="-webkit-standard" w:eastAsia="ＭＳ Ｐゴシック" w:hAnsi="-webkit-standard" w:cs="ＭＳ Ｐゴシック"/>
+          <w:color w:val="000000"/>
+          <w:kern w:val="0"/>
+          <w:sz w:val="27"/>
+          <w:szCs w:val="27"/>
+          <w14:ligatures w14:val="none"/>
+        </w:rPr>
+        <w:t>血糖値センサの研究</w:t>
+      </w:r>
+      <w:r>
+        <w:rPr>
+          <w:rFonts w:ascii="-webkit-standard" w:eastAsia="ＭＳ Ｐゴシック" w:hAnsi="-webkit-standard" w:cs="ＭＳ Ｐゴシック"/>
+          <w:color w:val="000000"/>
+          <w:kern w:val="0"/>
+          <w:sz w:val="27"/>
+          <w:szCs w:val="27"/>
+          <w14:ligatures w14:val="none"/>
+        </w:rPr>
+        <w:t> </w:t>
+      </w:r>
+    </w:p>
+    <w:p>
+      <w:pPr>
+        <w:rPr>
+          <w:rFonts w:ascii="-webkit-standard" w:eastAsia="ＭＳ Ｐゴシック" w:hAnsi="-webkit-standard" w:cs="ＭＳ Ｐゴシック"/>
+          <w:color w:val="000000"/>
+          <w:kern w:val="0"/>
+          <w:sz w:val="27"/>
+          <w:szCs w:val="27"/>
+          <w14:ligatures w14:val="none"/>
+        </w:rPr>
+      </w:pPr>
+      <w:r>
+        <w:rPr>
+          <w:rFonts w:ascii="-webkit-standard" w:eastAsia="ＭＳ Ｐゴシック" w:hAnsi="-webkit-standard" w:cs="ＭＳ Ｐゴシック"/>
+          <w:color w:val="000000"/>
+          <w:kern w:val="0"/>
+          <w:sz w:val="27"/>
+          <w:szCs w:val="27"/>
+          <w14:ligatures w14:val="none"/>
+        </w:rPr>
+        <w:t>・</w:t>
+      </w:r>
+      <w:proofErr w:type="spellStart"/>
+      <w:r>
+        <w:rPr>
+          <w:rFonts w:ascii="-webkit-standard" w:eastAsia="ＭＳ Ｐゴシック" w:hAnsi="-webkit-standard" w:cs="ＭＳ Ｐゴシック"/>
+          <w:color w:val="000000"/>
+          <w:kern w:val="0"/>
+          <w:sz w:val="27"/>
+          <w:szCs w:val="27"/>
+          <w14:ligatures w14:val="none"/>
+        </w:rPr>
+        <w:t>SiC</w:t>
+      </w:r>
+      <w:proofErr w:type="spellEnd"/>
+      <w:r>
+        <w:rPr>
+          <w:rFonts w:ascii="-webkit-standard" w:eastAsia="ＭＳ Ｐゴシック" w:hAnsi="-webkit-standard" w:cs="ＭＳ Ｐゴシック"/>
+          <w:color w:val="000000"/>
+          <w:kern w:val="0"/>
+          <w:sz w:val="27"/>
+          <w:szCs w:val="27"/>
+          <w14:ligatures w14:val="none"/>
+        </w:rPr>
+        <w:t>光導波路の透明性向上の研究</w:t>
+      </w:r>
+      <w:r>
+        <w:rPr>
+          <w:rFonts w:ascii="-webkit-standard" w:eastAsia="ＭＳ Ｐゴシック" w:hAnsi="-webkit-standard" w:cs="ＭＳ Ｐゴシック"/>
+          <w:color w:val="000000"/>
+          <w:kern w:val="0"/>
+          <w:sz w:val="27"/>
+          <w:szCs w:val="27"/>
+          <w14:ligatures w14:val="none"/>
+        </w:rPr>
+        <w:t>  </w:t>
+      </w:r>
+    </w:p>
+    <w:p>
+      <w:pPr>
+        <w:rPr>
+          <w:rFonts w:ascii="-webkit-standard" w:eastAsia="ＭＳ Ｐゴシック" w:hAnsi="-webkit-standard" w:cs="ＭＳ Ｐゴシック"/>
+          <w:color w:val="000000"/>
+          <w:kern w:val="0"/>
+          <w:sz w:val="27"/>
+          <w:szCs w:val="27"/>
+          <w14:ligatures w14:val="none"/>
+        </w:rPr>
+      </w:pPr>
+      <w:r>
+        <w:rPr>
+          <w:rFonts w:ascii="-webkit-standard" w:eastAsia="ＭＳ Ｐゴシック" w:hAnsi="-webkit-standard" w:cs="ＭＳ Ｐゴシック"/>
+          <w:color w:val="000000"/>
+          <w:kern w:val="0"/>
+          <w:sz w:val="27"/>
+          <w:szCs w:val="27"/>
+          <w14:ligatures w14:val="none"/>
+        </w:rPr>
+        <w:lastRenderedPageBreak/>
+        <w:t>・</w:t>
+      </w:r>
+      <w:r>
+        <w:rPr>
+          <w:rFonts w:ascii="-webkit-standard" w:eastAsia="ＭＳ Ｐゴシック" w:hAnsi="-webkit-standard" w:cs="ＭＳ Ｐゴシック"/>
+          <w:color w:val="000000"/>
+          <w:kern w:val="0"/>
+          <w:sz w:val="27"/>
+          <w:szCs w:val="27"/>
+          <w14:ligatures w14:val="none"/>
+        </w:rPr>
+        <w:t>MEMS</w:t>
+      </w:r>
+      <w:r>
+        <w:rPr>
+          <w:rFonts w:ascii="-webkit-standard" w:eastAsia="ＭＳ Ｐゴシック" w:hAnsi="-webkit-standard" w:cs="ＭＳ Ｐゴシック"/>
+          <w:color w:val="000000"/>
+          <w:kern w:val="0"/>
+          <w:sz w:val="27"/>
+          <w:szCs w:val="27"/>
+          <w14:ligatures w14:val="none"/>
+        </w:rPr>
+        <w:t>センサを用いた</w:t>
+      </w:r>
+      <w:r>
+        <w:rPr>
+          <w:rFonts w:ascii="-webkit-standard" w:eastAsia="ＭＳ Ｐゴシック" w:hAnsi="-webkit-standard" w:cs="ＭＳ Ｐゴシック"/>
+          <w:color w:val="000000"/>
+          <w:kern w:val="0"/>
+          <w:sz w:val="27"/>
+          <w:szCs w:val="27"/>
+          <w14:ligatures w14:val="none"/>
+        </w:rPr>
+        <w:t>IoT</w:t>
+      </w:r>
+      <w:r>
+        <w:rPr>
+          <w:rFonts w:ascii="-webkit-standard" w:eastAsia="ＭＳ Ｐゴシック" w:hAnsi="-webkit-standard" w:cs="ＭＳ Ｐゴシック"/>
+          <w:color w:val="000000"/>
+          <w:kern w:val="0"/>
+          <w:sz w:val="27"/>
+          <w:szCs w:val="27"/>
+          <w14:ligatures w14:val="none"/>
+        </w:rPr>
+        <w:t>システムの開発</w:t>
+      </w:r>
+      <w:r>
+        <w:rPr>
+          <w:rFonts w:ascii="-webkit-standard" w:eastAsia="ＭＳ Ｐゴシック" w:hAnsi="-webkit-standard" w:cs="ＭＳ Ｐゴシック"/>
+          <w:color w:val="000000"/>
+          <w:kern w:val="0"/>
+          <w:sz w:val="27"/>
+          <w:szCs w:val="27"/>
+          <w14:ligatures w14:val="none"/>
+        </w:rPr>
+        <w:t> </w:t>
+      </w:r>
+    </w:p>
+    <w:p>
+      <w:pPr>
+        <w:rPr>
+          <w:rFonts w:ascii="-webkit-standard" w:eastAsia="ＭＳ Ｐゴシック" w:hAnsi="-webkit-standard" w:cs="ＭＳ Ｐゴシック"/>
+          <w:color w:val="000000"/>
+          <w:kern w:val="0"/>
+          <w:sz w:val="27"/>
+          <w:szCs w:val="27"/>
+          <w14:ligatures w14:val="none"/>
+        </w:rPr>
+      </w:pPr>
+      <w:r>
+        <w:rPr>
+          <w:rFonts w:ascii="-webkit-standard" w:eastAsia="ＭＳ Ｐゴシック" w:hAnsi="-webkit-standard" w:cs="ＭＳ Ｐゴシック"/>
+          <w:color w:val="000000"/>
+          <w:kern w:val="0"/>
+          <w:sz w:val="27"/>
+          <w:szCs w:val="27"/>
+          <w14:ligatures w14:val="none"/>
+        </w:rPr>
+        <w:t> </w:t>
+      </w:r>
+    </w:p>
+    <w:p>
+      <w:pPr>
+        <w:rPr>
+          <w:rFonts w:ascii="-webkit-standard" w:eastAsia="ＭＳ Ｐゴシック" w:hAnsi="-webkit-standard" w:cs="ＭＳ Ｐゴシック"/>
+          <w:color w:val="000000"/>
+          <w:kern w:val="0"/>
+          <w:sz w:val="27"/>
+          <w:szCs w:val="27"/>
+          <w14:ligatures w14:val="none"/>
+        </w:rPr>
+      </w:pPr>
+      <w:r>
+        <w:rPr>
+          <w:rFonts w:ascii="-webkit-standard" w:eastAsia="ＭＳ Ｐゴシック" w:hAnsi="-webkit-standard" w:cs="ＭＳ Ｐゴシック"/>
+          <w:color w:val="000000"/>
+          <w:kern w:val="0"/>
+          <w:sz w:val="27"/>
+          <w:szCs w:val="27"/>
+          <w14:ligatures w14:val="none"/>
+        </w:rPr>
+        <w:t> </w:t>
+      </w:r>
+    </w:p>
+    <w:p>
+      <w:pPr>
+        <w:rPr>
+          <w:rFonts w:ascii="-webkit-standard" w:eastAsia="ＭＳ Ｐゴシック" w:hAnsi="-webkit-standard" w:cs="ＭＳ Ｐゴシック"/>
+          <w:color w:val="000000"/>
+          <w:kern w:val="0"/>
+          <w:sz w:val="27"/>
+          <w:szCs w:val="27"/>
+          <w14:ligatures w14:val="none"/>
+        </w:rPr>
+      </w:pPr>
+      <w:r>
+        <w:rPr>
+          <w:rFonts w:ascii="-webkit-standard" w:eastAsia="ＭＳ Ｐゴシック" w:hAnsi="-webkit-standard" w:cs="ＭＳ Ｐゴシック"/>
+          <w:color w:val="000000"/>
+          <w:kern w:val="0"/>
+          <w:sz w:val="27"/>
+          <w:szCs w:val="27"/>
+          <w14:ligatures w14:val="none"/>
+        </w:rPr>
+        <w:t>綾野研究室</w:t>
+      </w:r>
+      <w:r>
+        <w:rPr>
+          <w:rFonts w:ascii="-webkit-standard" w:eastAsia="ＭＳ Ｐゴシック" w:hAnsi="-webkit-standard" w:cs="ＭＳ Ｐゴシック"/>
+          <w:color w:val="000000"/>
+          <w:kern w:val="0"/>
+          <w:sz w:val="27"/>
+          <w:szCs w:val="27"/>
+          <w14:ligatures w14:val="none"/>
+        </w:rPr>
+        <w:t> </w:t>
+      </w:r>
+    </w:p>
+    <w:p>
+      <w:pPr>
+        <w:rPr>
+          <w:rFonts w:ascii="-webkit-standard" w:eastAsia="ＭＳ Ｐゴシック" w:hAnsi="-webkit-standard" w:cs="ＭＳ Ｐゴシック"/>
+          <w:color w:val="000000"/>
+          <w:kern w:val="0"/>
+          <w:sz w:val="27"/>
+          <w:szCs w:val="27"/>
+          <w14:ligatures w14:val="none"/>
+        </w:rPr>
+      </w:pPr>
+      <w:r>
+        <w:rPr>
+          <w:rFonts w:ascii="-webkit-standard" w:eastAsia="ＭＳ Ｐゴシック" w:hAnsi="-webkit-standard" w:cs="ＭＳ Ｐゴシック"/>
+          <w:color w:val="000000"/>
+          <w:kern w:val="0"/>
+          <w:sz w:val="27"/>
+          <w:szCs w:val="27"/>
+          <w14:ligatures w14:val="none"/>
+        </w:rPr>
+        <w:t>綾野研究室では、パワーエレクトロニクス分野の研究に取り組んでいます。パワーエレクトロニクスは、効率よく電力の変換・制御を行う技術です。省エネルギー化を追求することで持続可能な環境社会を目指しています。パワーエレクトロニクスの世界では次の</w:t>
+      </w:r>
+      <w:r>
+        <w:rPr>
+          <w:rFonts w:ascii="-webkit-standard" w:eastAsia="ＭＳ Ｐゴシック" w:hAnsi="-webkit-standard" w:cs="ＭＳ Ｐゴシック"/>
+          <w:color w:val="000000"/>
+          <w:kern w:val="0"/>
+          <w:sz w:val="27"/>
+          <w:szCs w:val="27"/>
+          <w14:ligatures w14:val="none"/>
+        </w:rPr>
+        <w:t>3</w:t>
+      </w:r>
+      <w:r>
+        <w:rPr>
+          <w:rFonts w:ascii="-webkit-standard" w:eastAsia="ＭＳ Ｐゴシック" w:hAnsi="-webkit-standard" w:cs="ＭＳ Ｐゴシック"/>
+          <w:color w:val="000000"/>
+          <w:kern w:val="0"/>
+          <w:sz w:val="27"/>
+          <w:szCs w:val="27"/>
+          <w14:ligatures w14:val="none"/>
+        </w:rPr>
+        <w:t>点を取り組んでいます。</w:t>
+      </w:r>
+      <w:r>
+        <w:rPr>
+          <w:rFonts w:ascii="-webkit-standard" w:eastAsia="ＭＳ Ｐゴシック" w:hAnsi="-webkit-standard" w:cs="ＭＳ Ｐゴシック"/>
+          <w:color w:val="000000"/>
+          <w:kern w:val="0"/>
+          <w:sz w:val="27"/>
+          <w:szCs w:val="27"/>
+          <w14:ligatures w14:val="none"/>
+        </w:rPr>
+        <w:t> </w:t>
+      </w:r>
+    </w:p>
+    <w:p>
+      <w:pPr>
+        <w:rPr>
+          <w:rFonts w:ascii="-webkit-standard" w:eastAsia="ＭＳ Ｐゴシック" w:hAnsi="-webkit-standard" w:cs="ＭＳ Ｐゴシック"/>
+          <w:color w:val="000000"/>
+          <w:kern w:val="0"/>
+          <w:sz w:val="27"/>
+          <w:szCs w:val="27"/>
+          <w14:ligatures w14:val="none"/>
+        </w:rPr>
+      </w:pPr>
+      <w:r>
+        <w:rPr>
+          <w:rFonts w:ascii="-webkit-standard" w:eastAsia="ＭＳ Ｐゴシック" w:hAnsi="-webkit-standard" w:cs="ＭＳ Ｐゴシック"/>
+          <w:color w:val="000000"/>
+          <w:kern w:val="0"/>
+          <w:sz w:val="27"/>
+          <w:szCs w:val="27"/>
+          <w14:ligatures w14:val="none"/>
+        </w:rPr>
+        <w:t>(1) </w:t>
+      </w:r>
+      <w:r>
+        <w:rPr>
+          <w:rFonts w:ascii="-webkit-standard" w:eastAsia="ＭＳ Ｐゴシック" w:hAnsi="-webkit-standard" w:cs="ＭＳ Ｐゴシック"/>
+          <w:color w:val="000000"/>
+          <w:kern w:val="0"/>
+          <w:sz w:val="27"/>
+          <w:szCs w:val="27"/>
+          <w14:ligatures w14:val="none"/>
+        </w:rPr>
+        <w:t>送るパワーエレクトロニクス</w:t>
+      </w:r>
+      <w:r>
+        <w:rPr>
+          <w:rFonts w:ascii="-webkit-standard" w:eastAsia="ＭＳ Ｐゴシック" w:hAnsi="-webkit-standard" w:cs="ＭＳ Ｐゴシック"/>
+          <w:color w:val="000000"/>
+          <w:kern w:val="0"/>
+          <w:sz w:val="27"/>
+          <w:szCs w:val="27"/>
+          <w14:ligatures w14:val="none"/>
+        </w:rPr>
+        <w:t> </w:t>
+      </w:r>
+    </w:p>
+    <w:p>
+      <w:pPr>
+        <w:rPr>
+          <w:rFonts w:ascii="-webkit-standard" w:eastAsia="ＭＳ Ｐゴシック" w:hAnsi="-webkit-standard" w:cs="ＭＳ Ｐゴシック"/>
+          <w:color w:val="000000"/>
+          <w:kern w:val="0"/>
+          <w:sz w:val="27"/>
+          <w:szCs w:val="27"/>
+          <w14:ligatures w14:val="none"/>
+        </w:rPr>
+      </w:pPr>
+      <w:r>
+        <w:rPr>
+          <w:rFonts w:ascii="-webkit-standard" w:eastAsia="ＭＳ Ｐゴシック" w:hAnsi="-webkit-standard" w:cs="ＭＳ Ｐゴシック"/>
+          <w:color w:val="000000"/>
+          <w:kern w:val="0"/>
+          <w:sz w:val="27"/>
+          <w:szCs w:val="27"/>
+          <w14:ligatures w14:val="none"/>
+        </w:rPr>
+        <w:t>効率の良い電力の送配電や周波数の変換に利用されています。太陽電池が発生する直流電力を一般家庭用の交流電力に変換したり、パソコン用コンセントなど交流電力を直流電力に変換します。</w:t>
+      </w:r>
+      <w:r>
+        <w:rPr>
+          <w:rFonts w:ascii="-webkit-standard" w:eastAsia="ＭＳ Ｐゴシック" w:hAnsi="-webkit-standard" w:cs="ＭＳ Ｐゴシック"/>
+          <w:color w:val="000000"/>
+          <w:kern w:val="0"/>
+          <w:sz w:val="27"/>
+          <w:szCs w:val="27"/>
+          <w14:ligatures w14:val="none"/>
+        </w:rPr>
+        <w:t> </w:t>
+      </w:r>
+    </w:p>
+    <w:p>
+      <w:pPr>
+        <w:rPr>
+          <w:rFonts w:ascii="-webkit-standard" w:eastAsia="ＭＳ Ｐゴシック" w:hAnsi="-webkit-standard" w:cs="ＭＳ Ｐゴシック"/>
+          <w:color w:val="000000"/>
+          <w:kern w:val="0"/>
+          <w:sz w:val="27"/>
+          <w:szCs w:val="27"/>
+          <w14:ligatures w14:val="none"/>
+        </w:rPr>
+      </w:pPr>
+      <w:r>
+        <w:rPr>
+          <w:rFonts w:ascii="-webkit-standard" w:eastAsia="ＭＳ Ｐゴシック" w:hAnsi="-webkit-standard" w:cs="ＭＳ Ｐゴシック"/>
+          <w:color w:val="000000"/>
+          <w:kern w:val="0"/>
+          <w:sz w:val="27"/>
+          <w:szCs w:val="27"/>
+          <w14:ligatures w14:val="none"/>
+        </w:rPr>
+        <w:t>(2) </w:t>
+      </w:r>
+      <w:r>
+        <w:rPr>
+          <w:rFonts w:ascii="-webkit-standard" w:eastAsia="ＭＳ Ｐゴシック" w:hAnsi="-webkit-standard" w:cs="ＭＳ Ｐゴシック"/>
+          <w:color w:val="000000"/>
+          <w:kern w:val="0"/>
+          <w:sz w:val="27"/>
+          <w:szCs w:val="27"/>
+          <w14:ligatures w14:val="none"/>
+        </w:rPr>
+        <w:t>貯めるパワーエレクトロニクス</w:t>
+      </w:r>
+      <w:r>
+        <w:rPr>
+          <w:rFonts w:ascii="-webkit-standard" w:eastAsia="ＭＳ Ｐゴシック" w:hAnsi="-webkit-standard" w:cs="ＭＳ Ｐゴシック"/>
+          <w:color w:val="000000"/>
+          <w:kern w:val="0"/>
+          <w:sz w:val="27"/>
+          <w:szCs w:val="27"/>
+          <w14:ligatures w14:val="none"/>
+        </w:rPr>
+        <w:t> </w:t>
+      </w:r>
+    </w:p>
+    <w:p>
+      <w:pPr>
+        <w:rPr>
+          <w:rFonts w:ascii="-webkit-standard" w:eastAsia="ＭＳ Ｐゴシック" w:hAnsi="-webkit-standard" w:cs="ＭＳ Ｐゴシック"/>
+          <w:color w:val="000000"/>
+          <w:kern w:val="0"/>
+          <w:sz w:val="27"/>
+          <w:szCs w:val="27"/>
+          <w14:ligatures w14:val="none"/>
+        </w:rPr>
+      </w:pPr>
+      <w:r>
+        <w:rPr>
+          <w:rFonts w:ascii="-webkit-standard" w:eastAsia="ＭＳ Ｐゴシック" w:hAnsi="-webkit-standard" w:cs="ＭＳ Ｐゴシック"/>
+          <w:color w:val="000000"/>
+          <w:kern w:val="0"/>
+          <w:sz w:val="27"/>
+          <w:szCs w:val="27"/>
+          <w14:ligatures w14:val="none"/>
+        </w:rPr>
+        <w:t>風車や太陽電池で発電した電気を電池に貯める技術に利用されています。効率よく充放電させることが重要です。</w:t>
+      </w:r>
+      <w:r>
+        <w:rPr>
+          <w:rFonts w:ascii="-webkit-standard" w:eastAsia="ＭＳ Ｐゴシック" w:hAnsi="-webkit-standard" w:cs="ＭＳ Ｐゴシック"/>
+          <w:color w:val="000000"/>
+          <w:kern w:val="0"/>
+          <w:sz w:val="27"/>
+          <w:szCs w:val="27"/>
+          <w14:ligatures w14:val="none"/>
+        </w:rPr>
+        <w:t> </w:t>
+      </w:r>
+    </w:p>
+    <w:p>
+      <w:pPr>
+        <w:rPr>
+          <w:rFonts w:ascii="-webkit-standard" w:eastAsia="ＭＳ Ｐゴシック" w:hAnsi="-webkit-standard" w:cs="ＭＳ Ｐゴシック"/>
+          <w:color w:val="000000"/>
+          <w:kern w:val="0"/>
+          <w:sz w:val="27"/>
+          <w:szCs w:val="27"/>
+          <w14:ligatures w14:val="none"/>
+        </w:rPr>
+      </w:pPr>
+      <w:r>
+        <w:rPr>
+          <w:rFonts w:ascii="-webkit-standard" w:eastAsia="ＭＳ Ｐゴシック" w:hAnsi="-webkit-standard" w:cs="ＭＳ Ｐゴシック"/>
+          <w:color w:val="000000"/>
+          <w:kern w:val="0"/>
+          <w:sz w:val="27"/>
+          <w:szCs w:val="27"/>
+          <w14:ligatures w14:val="none"/>
+        </w:rPr>
+        <w:t>(3) </w:t>
+      </w:r>
+      <w:r>
+        <w:rPr>
+          <w:rFonts w:ascii="-webkit-standard" w:eastAsia="ＭＳ Ｐゴシック" w:hAnsi="-webkit-standard" w:cs="ＭＳ Ｐゴシック"/>
+          <w:color w:val="000000"/>
+          <w:kern w:val="0"/>
+          <w:sz w:val="27"/>
+          <w:szCs w:val="27"/>
+          <w14:ligatures w14:val="none"/>
+        </w:rPr>
+        <w:t>回すパワーエレクトロニクス</w:t>
+      </w:r>
+      <w:r>
+        <w:rPr>
+          <w:rFonts w:ascii="-webkit-standard" w:eastAsia="ＭＳ Ｐゴシック" w:hAnsi="-webkit-standard" w:cs="ＭＳ Ｐゴシック"/>
+          <w:color w:val="000000"/>
+          <w:kern w:val="0"/>
+          <w:sz w:val="27"/>
+          <w:szCs w:val="27"/>
+          <w14:ligatures w14:val="none"/>
+        </w:rPr>
+        <w:t> </w:t>
+      </w:r>
+    </w:p>
+    <w:p>
+      <w:pPr>
+        <w:rPr>
+          <w:rFonts w:ascii="-webkit-standard" w:eastAsia="ＭＳ Ｐゴシック" w:hAnsi="-webkit-standard" w:cs="ＭＳ Ｐゴシック"/>
+          <w:color w:val="000000"/>
+          <w:kern w:val="0"/>
+          <w:sz w:val="27"/>
+          <w:szCs w:val="27"/>
+          <w14:ligatures w14:val="none"/>
+        </w:rPr>
+      </w:pPr>
+      <w:r>
+        <w:rPr>
+          <w:rFonts w:ascii="-webkit-standard" w:eastAsia="ＭＳ Ｐゴシック" w:hAnsi="-webkit-standard" w:cs="ＭＳ Ｐゴシック"/>
+          <w:color w:val="000000"/>
+          <w:kern w:val="0"/>
+          <w:sz w:val="27"/>
+          <w:szCs w:val="27"/>
+          <w14:ligatures w14:val="none"/>
+        </w:rPr>
+        <w:t>モータを滑らかに回す技術に利用されています。掃除機や冷蔵庫などの家電製品から電車や電気自動車などの産業製品に応用されています。高トルク負荷を伴う高精度超低速回転から高速回転まで制度の高い制御を実現します。</w:t>
+      </w:r>
+      <w:r>
+        <w:rPr>
+          <w:rFonts w:ascii="-webkit-standard" w:eastAsia="ＭＳ Ｐゴシック" w:hAnsi="-webkit-standard" w:cs="ＭＳ Ｐゴシック"/>
+          <w:color w:val="000000"/>
+          <w:kern w:val="0"/>
+          <w:sz w:val="27"/>
+          <w:szCs w:val="27"/>
+          <w14:ligatures w14:val="none"/>
+        </w:rPr>
+        <w:t> </w:t>
+      </w:r>
+    </w:p>
+    <w:p>
+      <w:pPr>
+        <w:rPr>
+          <w:rFonts w:ascii="-webkit-standard" w:eastAsia="ＭＳ Ｐゴシック" w:hAnsi="-webkit-standard" w:cs="ＭＳ Ｐゴシック"/>
+          <w:color w:val="000000"/>
+          <w:kern w:val="0"/>
+          <w:sz w:val="27"/>
+          <w:szCs w:val="27"/>
+          <w14:ligatures w14:val="none"/>
+        </w:rPr>
+      </w:pPr>
+      <w:r>
+        <w:rPr>
+          <w:rFonts w:ascii="-webkit-standard" w:eastAsia="ＭＳ Ｐゴシック" w:hAnsi="-webkit-standard" w:cs="ＭＳ Ｐゴシック"/>
+          <w:color w:val="000000"/>
+          <w:kern w:val="0"/>
+          <w:sz w:val="27"/>
+          <w:szCs w:val="27"/>
+          <w14:ligatures w14:val="none"/>
+        </w:rPr>
+        <w:t> </w:t>
+      </w:r>
+    </w:p>
+    <w:p>
+      <w:pPr>
+        <w:rPr>
+          <w:rFonts w:ascii="-webkit-standard" w:eastAsia="ＭＳ Ｐゴシック" w:hAnsi="-webkit-standard" w:cs="ＭＳ Ｐゴシック"/>
+          <w:color w:val="000000"/>
+          <w:kern w:val="0"/>
+          <w:sz w:val="27"/>
+          <w:szCs w:val="27"/>
+          <w14:ligatures w14:val="none"/>
+        </w:rPr>
+      </w:pPr>
+      <w:r>
+        <w:rPr>
+          <w:rFonts w:ascii="-webkit-standard" w:eastAsia="ＭＳ Ｐゴシック" w:hAnsi="-webkit-standard" w:cs="ＭＳ Ｐゴシック"/>
+          <w:color w:val="000000"/>
+          <w:kern w:val="0"/>
+          <w:sz w:val="27"/>
+          <w:szCs w:val="27"/>
+          <w14:ligatures w14:val="none"/>
+        </w:rPr>
+        <w:t>卒業研究テーマ</w:t>
+      </w:r>
+      <w:r>
+        <w:rPr>
+          <w:rFonts w:ascii="-webkit-standard" w:eastAsia="ＭＳ Ｐゴシック" w:hAnsi="-webkit-standard" w:cs="ＭＳ Ｐゴシック"/>
+          <w:color w:val="000000"/>
+          <w:kern w:val="0"/>
+          <w:sz w:val="27"/>
+          <w:szCs w:val="27"/>
+          <w14:ligatures w14:val="none"/>
+        </w:rPr>
+        <w:t> </w:t>
+      </w:r>
+    </w:p>
+    <w:p>
+      <w:pPr>
+        <w:rPr>
+          <w:rFonts w:ascii="-webkit-standard" w:eastAsia="ＭＳ Ｐゴシック" w:hAnsi="-webkit-standard" w:cs="ＭＳ Ｐゴシック"/>
+          <w:color w:val="000000"/>
+          <w:kern w:val="0"/>
+          <w:sz w:val="27"/>
+          <w:szCs w:val="27"/>
+          <w14:ligatures w14:val="none"/>
+        </w:rPr>
+      </w:pPr>
+      <w:r>
+        <w:rPr>
+          <w:rFonts w:ascii="-webkit-standard" w:eastAsia="ＭＳ Ｐゴシック" w:hAnsi="-webkit-standard" w:cs="ＭＳ Ｐゴシック"/>
+          <w:color w:val="000000"/>
+          <w:kern w:val="0"/>
+          <w:sz w:val="27"/>
+          <w:szCs w:val="27"/>
+          <w14:ligatures w14:val="none"/>
+        </w:rPr>
+        <w:t>(1) </w:t>
+      </w:r>
+      <w:r>
+        <w:rPr>
+          <w:rFonts w:ascii="-webkit-standard" w:eastAsia="ＭＳ Ｐゴシック" w:hAnsi="-webkit-standard" w:cs="ＭＳ Ｐゴシック"/>
+          <w:color w:val="000000"/>
+          <w:kern w:val="0"/>
+          <w:sz w:val="27"/>
+          <w:szCs w:val="27"/>
+          <w14:ligatures w14:val="none"/>
+        </w:rPr>
+        <w:t>電力変換装置が発生する電磁ノイズの検討</w:t>
+      </w:r>
+      <w:r>
+        <w:rPr>
+          <w:rFonts w:ascii="-webkit-standard" w:eastAsia="ＭＳ Ｐゴシック" w:hAnsi="-webkit-standard" w:cs="ＭＳ Ｐゴシック"/>
+          <w:color w:val="000000"/>
+          <w:kern w:val="0"/>
+          <w:sz w:val="27"/>
+          <w:szCs w:val="27"/>
+          <w14:ligatures w14:val="none"/>
+        </w:rPr>
+        <w:t> </w:t>
+      </w:r>
+    </w:p>
+    <w:p>
+      <w:pPr>
+        <w:rPr>
+          <w:rFonts w:ascii="-webkit-standard" w:eastAsia="ＭＳ Ｐゴシック" w:hAnsi="-webkit-standard" w:cs="ＭＳ Ｐゴシック"/>
+          <w:color w:val="000000"/>
+          <w:kern w:val="0"/>
+          <w:sz w:val="27"/>
+          <w:szCs w:val="27"/>
+          <w14:ligatures w14:val="none"/>
+        </w:rPr>
+      </w:pPr>
+      <w:r>
+        <w:rPr>
+          <w:rFonts w:ascii="-webkit-standard" w:eastAsia="ＭＳ Ｐゴシック" w:hAnsi="-webkit-standard" w:cs="ＭＳ Ｐゴシック"/>
+          <w:color w:val="000000"/>
+          <w:kern w:val="0"/>
+          <w:sz w:val="27"/>
+          <w:szCs w:val="27"/>
+          <w14:ligatures w14:val="none"/>
+        </w:rPr>
+        <w:t>(2) </w:t>
+      </w:r>
+      <w:r>
+        <w:rPr>
+          <w:rFonts w:ascii="-webkit-standard" w:eastAsia="ＭＳ Ｐゴシック" w:hAnsi="-webkit-standard" w:cs="ＭＳ Ｐゴシック"/>
+          <w:color w:val="000000"/>
+          <w:kern w:val="0"/>
+          <w:sz w:val="27"/>
+          <w:szCs w:val="27"/>
+          <w14:ligatures w14:val="none"/>
+        </w:rPr>
+        <w:t>モータ電磁音低減に関する検討</w:t>
+      </w:r>
+      <w:r>
+        <w:rPr>
+          <w:rFonts w:ascii="-webkit-standard" w:eastAsia="ＭＳ Ｐゴシック" w:hAnsi="-webkit-standard" w:cs="ＭＳ Ｐゴシック"/>
+          <w:color w:val="000000"/>
+          <w:kern w:val="0"/>
+          <w:sz w:val="27"/>
+          <w:szCs w:val="27"/>
+          <w14:ligatures w14:val="none"/>
+        </w:rPr>
+        <w:t> </w:t>
+      </w:r>
+    </w:p>
+    <w:p>
+      <w:pPr>
+        <w:rPr>
+          <w:rFonts w:ascii="-webkit-standard" w:eastAsia="ＭＳ Ｐゴシック" w:hAnsi="-webkit-standard" w:cs="ＭＳ Ｐゴシック"/>
+          <w:color w:val="000000"/>
+          <w:kern w:val="0"/>
+          <w:sz w:val="27"/>
+          <w:szCs w:val="27"/>
+          <w14:ligatures w14:val="none"/>
+        </w:rPr>
+      </w:pPr>
+      <w:r>
+        <w:rPr>
+          <w:rFonts w:ascii="-webkit-standard" w:eastAsia="ＭＳ Ｐゴシック" w:hAnsi="-webkit-standard" w:cs="ＭＳ Ｐゴシック"/>
+          <w:color w:val="000000"/>
+          <w:kern w:val="0"/>
+          <w:sz w:val="27"/>
+          <w:szCs w:val="27"/>
+          <w14:ligatures w14:val="none"/>
+        </w:rPr>
+        <w:t>(3) </w:t>
+      </w:r>
+      <w:r>
+        <w:rPr>
+          <w:rFonts w:ascii="-webkit-standard" w:eastAsia="ＭＳ Ｐゴシック" w:hAnsi="-webkit-standard" w:cs="ＭＳ Ｐゴシック"/>
+          <w:color w:val="000000"/>
+          <w:kern w:val="0"/>
+          <w:sz w:val="27"/>
+          <w:szCs w:val="27"/>
+          <w14:ligatures w14:val="none"/>
+        </w:rPr>
+        <w:t>同期電動機の低速駆動時における素子損失均一化に関する検討</w:t>
+      </w:r>
+      <w:r>
+        <w:rPr>
+          <w:rFonts w:ascii="-webkit-standard" w:eastAsia="ＭＳ Ｐゴシック" w:hAnsi="-webkit-standard" w:cs="ＭＳ Ｐゴシック"/>
+          <w:color w:val="000000"/>
+          <w:kern w:val="0"/>
+          <w:sz w:val="27"/>
+          <w:szCs w:val="27"/>
+          <w14:ligatures w14:val="none"/>
+        </w:rPr>
+        <w:t> </w:t>
+      </w:r>
+    </w:p>
+    <w:p>
+      <w:pPr>
+        <w:rPr>
+          <w:rFonts w:ascii="-webkit-standard" w:eastAsia="ＭＳ Ｐゴシック" w:hAnsi="-webkit-standard" w:cs="ＭＳ Ｐゴシック"/>
+          <w:color w:val="000000"/>
+          <w:kern w:val="0"/>
+          <w:sz w:val="27"/>
+          <w:szCs w:val="27"/>
+          <w14:ligatures w14:val="none"/>
+        </w:rPr>
+      </w:pPr>
+      <w:r>
+        <w:rPr>
+          <w:rFonts w:ascii="-webkit-standard" w:eastAsia="ＭＳ Ｐゴシック" w:hAnsi="-webkit-standard" w:cs="ＭＳ Ｐゴシック"/>
+          <w:color w:val="000000"/>
+          <w:kern w:val="0"/>
+          <w:sz w:val="27"/>
+          <w:szCs w:val="27"/>
+          <w14:ligatures w14:val="none"/>
+        </w:rPr>
+        <w:t>(4) </w:t>
+      </w:r>
+      <w:r>
+        <w:rPr>
+          <w:rFonts w:ascii="-webkit-standard" w:eastAsia="ＭＳ Ｐゴシック" w:hAnsi="-webkit-standard" w:cs="ＭＳ Ｐゴシック"/>
+          <w:color w:val="000000"/>
+          <w:kern w:val="0"/>
+          <w:sz w:val="27"/>
+          <w:szCs w:val="27"/>
+          <w14:ligatures w14:val="none"/>
+        </w:rPr>
+        <w:t>非接触給電装置の長距離給電手法に関する検討</w:t>
+      </w:r>
+      <w:r>
+        <w:rPr>
+          <w:rFonts w:ascii="-webkit-standard" w:eastAsia="ＭＳ Ｐゴシック" w:hAnsi="-webkit-standard" w:cs="ＭＳ Ｐゴシック"/>
+          <w:color w:val="000000"/>
+          <w:kern w:val="0"/>
+          <w:sz w:val="27"/>
+          <w:szCs w:val="27"/>
+          <w14:ligatures w14:val="none"/>
+        </w:rPr>
+        <w:t> </w:t>
+      </w:r>
+    </w:p>
+    <w:p>
+      <w:pPr>
+        <w:rPr>
+          <w:rFonts w:ascii="-webkit-standard" w:eastAsia="ＭＳ Ｐゴシック" w:hAnsi="-webkit-standard" w:cs="ＭＳ Ｐゴシック"/>
+          <w:color w:val="000000"/>
+          <w:kern w:val="0"/>
+          <w:sz w:val="27"/>
+          <w:szCs w:val="27"/>
+          <w14:ligatures w14:val="none"/>
+        </w:rPr>
+      </w:pPr>
+      <w:r>
+        <w:rPr>
+          <w:rFonts w:ascii="-webkit-standard" w:eastAsia="ＭＳ Ｐゴシック" w:hAnsi="-webkit-standard" w:cs="ＭＳ Ｐゴシック"/>
+          <w:color w:val="000000"/>
+          <w:kern w:val="0"/>
+          <w:sz w:val="27"/>
+          <w:szCs w:val="27"/>
+          <w14:ligatures w14:val="none"/>
+        </w:rPr>
+        <w:t>(5) </w:t>
+      </w:r>
+      <w:r>
+        <w:rPr>
+          <w:rFonts w:ascii="-webkit-standard" w:eastAsia="ＭＳ Ｐゴシック" w:hAnsi="-webkit-standard" w:cs="ＭＳ Ｐゴシック"/>
+          <w:color w:val="000000"/>
+          <w:kern w:val="0"/>
+          <w:sz w:val="27"/>
+          <w:szCs w:val="27"/>
+          <w14:ligatures w14:val="none"/>
+        </w:rPr>
+        <w:t>超高周波数で駆動する電力変換装置向けのリアクトルの検討</w:t>
+      </w:r>
+      <w:r>
+        <w:rPr>
+          <w:rFonts w:ascii="-webkit-standard" w:eastAsia="ＭＳ Ｐゴシック" w:hAnsi="-webkit-standard" w:cs="ＭＳ Ｐゴシック"/>
+          <w:color w:val="000000"/>
+          <w:kern w:val="0"/>
+          <w:sz w:val="27"/>
+          <w:szCs w:val="27"/>
+          <w14:ligatures w14:val="none"/>
+        </w:rPr>
+        <w:t> </w:t>
+      </w:r>
+    </w:p>
+    <w:p>
+      <w:pPr>
+        <w:rPr>
+          <w:rFonts w:ascii="-webkit-standard" w:eastAsia="ＭＳ Ｐゴシック" w:hAnsi="-webkit-standard" w:cs="ＭＳ Ｐゴシック"/>
+          <w:color w:val="000000"/>
+          <w:kern w:val="0"/>
+          <w:sz w:val="27"/>
+          <w:szCs w:val="27"/>
+          <w14:ligatures w14:val="none"/>
+        </w:rPr>
+      </w:pPr>
+      <w:r>
+        <w:rPr>
+          <w:rFonts w:ascii="-webkit-standard" w:eastAsia="ＭＳ Ｐゴシック" w:hAnsi="-webkit-standard" w:cs="ＭＳ Ｐゴシック"/>
+          <w:color w:val="000000"/>
+          <w:kern w:val="0"/>
+          <w:sz w:val="27"/>
+          <w:szCs w:val="27"/>
+          <w14:ligatures w14:val="none"/>
+        </w:rPr>
+        <w:t>(6) </w:t>
+      </w:r>
+      <w:r>
+        <w:rPr>
+          <w:rFonts w:ascii="-webkit-standard" w:eastAsia="ＭＳ Ｐゴシック" w:hAnsi="-webkit-standard" w:cs="ＭＳ Ｐゴシック"/>
+          <w:color w:val="000000"/>
+          <w:kern w:val="0"/>
+          <w:sz w:val="27"/>
+          <w:szCs w:val="27"/>
+          <w14:ligatures w14:val="none"/>
+        </w:rPr>
+        <w:t>高効率マルチレベル変換器駆動の検討</w:t>
+      </w:r>
+      <w:r>
+        <w:rPr>
+          <w:rFonts w:ascii="-webkit-standard" w:eastAsia="ＭＳ Ｐゴシック" w:hAnsi="-webkit-standard" w:cs="ＭＳ Ｐゴシック"/>
+          <w:color w:val="000000"/>
+          <w:kern w:val="0"/>
+          <w:sz w:val="27"/>
+          <w:szCs w:val="27"/>
+          <w14:ligatures w14:val="none"/>
+        </w:rPr>
+        <w:t> </w:t>
+      </w:r>
+    </w:p>
+    <w:p>
+      <w:pPr>
+        <w:rPr>
+          <w:rFonts w:ascii="-webkit-standard" w:eastAsia="ＭＳ Ｐゴシック" w:hAnsi="-webkit-standard" w:cs="ＭＳ Ｐゴシック"/>
+          <w:color w:val="000000"/>
+          <w:kern w:val="0"/>
+          <w:sz w:val="27"/>
+          <w:szCs w:val="27"/>
+          <w14:ligatures w14:val="none"/>
+        </w:rPr>
+      </w:pPr>
+      <w:r>
+        <w:rPr>
+          <w:rFonts w:ascii="-webkit-standard" w:eastAsia="ＭＳ Ｐゴシック" w:hAnsi="-webkit-standard" w:cs="ＭＳ Ｐゴシック"/>
+          <w:color w:val="000000"/>
+          <w:kern w:val="0"/>
+          <w:sz w:val="27"/>
+          <w:szCs w:val="27"/>
+          <w14:ligatures w14:val="none"/>
+        </w:rPr>
+        <w:t>(7) Dual-Active</w:t>
+      </w:r>
+      <w:r>
+        <w:rPr>
+          <w:rFonts w:ascii="-webkit-standard" w:eastAsia="ＭＳ Ｐゴシック" w:hAnsi="-webkit-standard" w:cs="ＭＳ Ｐゴシック"/>
+          <w:color w:val="000000"/>
+          <w:kern w:val="0"/>
+          <w:sz w:val="27"/>
+          <w:szCs w:val="27"/>
+          <w14:ligatures w14:val="none"/>
+        </w:rPr>
+        <w:t>－</w:t>
+      </w:r>
+      <w:r>
+        <w:rPr>
+          <w:rFonts w:ascii="-webkit-standard" w:eastAsia="ＭＳ Ｐゴシック" w:hAnsi="-webkit-standard" w:cs="ＭＳ Ｐゴシック"/>
+          <w:color w:val="000000"/>
+          <w:kern w:val="0"/>
+          <w:sz w:val="27"/>
+          <w:szCs w:val="27"/>
+          <w14:ligatures w14:val="none"/>
+        </w:rPr>
+        <w:t>Bridge DC-DC converter</w:t>
+      </w:r>
+      <w:r>
+        <w:rPr>
+          <w:rFonts w:ascii="-webkit-standard" w:eastAsia="ＭＳ Ｐゴシック" w:hAnsi="-webkit-standard" w:cs="ＭＳ Ｐゴシック"/>
+          <w:color w:val="000000"/>
+          <w:kern w:val="0"/>
+          <w:sz w:val="27"/>
+          <w:szCs w:val="27"/>
+          <w14:ligatures w14:val="none"/>
+        </w:rPr>
+        <w:t>の高機能化に関する検討</w:t>
+      </w:r>
+      <w:r>
+        <w:rPr>
+          <w:rFonts w:ascii="-webkit-standard" w:eastAsia="ＭＳ Ｐゴシック" w:hAnsi="-webkit-standard" w:cs="ＭＳ Ｐゴシック"/>
+          <w:color w:val="000000"/>
+          <w:kern w:val="0"/>
+          <w:sz w:val="27"/>
+          <w:szCs w:val="27"/>
+          <w14:ligatures w14:val="none"/>
+        </w:rPr>
+        <w:t> </w:t>
+      </w:r>
+    </w:p>
+    <w:p>
+      <w:pPr>
+        <w:rPr>
+          <w:rFonts w:ascii="-webkit-standard" w:eastAsia="ＭＳ Ｐゴシック" w:hAnsi="-webkit-standard" w:cs="ＭＳ Ｐゴシック"/>
+          <w:color w:val="000000"/>
+          <w:kern w:val="0"/>
+          <w:sz w:val="27"/>
+          <w:szCs w:val="27"/>
+          <w14:ligatures w14:val="none"/>
+        </w:rPr>
+      </w:pPr>
+      <w:r>
+        <w:rPr>
+          <w:rFonts w:ascii="-webkit-standard" w:eastAsia="ＭＳ Ｐゴシック" w:hAnsi="-webkit-standard" w:cs="ＭＳ Ｐゴシック"/>
+          <w:color w:val="000000"/>
+          <w:kern w:val="0"/>
+          <w:sz w:val="27"/>
+          <w:szCs w:val="27"/>
+          <w14:ligatures w14:val="none"/>
+        </w:rPr>
+        <w:t>(8) </w:t>
+      </w:r>
+      <w:r>
+        <w:rPr>
+          <w:rFonts w:ascii="-webkit-standard" w:eastAsia="ＭＳ Ｐゴシック" w:hAnsi="-webkit-standard" w:cs="ＭＳ Ｐゴシック"/>
+          <w:color w:val="000000"/>
+          <w:kern w:val="0"/>
+          <w:sz w:val="27"/>
+          <w:szCs w:val="27"/>
+          <w14:ligatures w14:val="none"/>
+        </w:rPr>
+        <w:t>高速駆動用モータ制御に関する検討</w:t>
+      </w:r>
+      <w:r>
+        <w:rPr>
+          <w:rFonts w:ascii="-webkit-standard" w:eastAsia="ＭＳ Ｐゴシック" w:hAnsi="-webkit-standard" w:cs="ＭＳ Ｐゴシック"/>
+          <w:color w:val="000000"/>
+          <w:kern w:val="0"/>
+          <w:sz w:val="27"/>
+          <w:szCs w:val="27"/>
+          <w14:ligatures w14:val="none"/>
+        </w:rPr>
+        <w:t> </w:t>
+      </w:r>
+    </w:p>
+    <w:p>
+      <w:pPr>
+        <w:rPr>
+          <w:rFonts w:ascii="-webkit-standard" w:eastAsia="ＭＳ Ｐゴシック" w:hAnsi="-webkit-standard" w:cs="ＭＳ Ｐゴシック"/>
+          <w:color w:val="000000"/>
+          <w:kern w:val="0"/>
+          <w:sz w:val="27"/>
+          <w:szCs w:val="27"/>
+          <w14:ligatures w14:val="none"/>
+        </w:rPr>
+      </w:pPr>
+      <w:r>
+        <w:rPr>
+          <w:rFonts w:ascii="-webkit-standard" w:eastAsia="ＭＳ Ｐゴシック" w:hAnsi="-webkit-standard" w:cs="ＭＳ Ｐゴシック"/>
+          <w:color w:val="000000"/>
+          <w:kern w:val="0"/>
+          <w:sz w:val="27"/>
+          <w:szCs w:val="27"/>
+          <w14:ligatures w14:val="none"/>
+        </w:rPr>
+        <w:t> </w:t>
+      </w:r>
+    </w:p>
+    <w:p>
+      <w:pPr>
+        <w:rPr>
+          <w:rFonts w:ascii="-webkit-standard" w:eastAsia="ＭＳ Ｐゴシック" w:hAnsi="-webkit-standard" w:cs="ＭＳ Ｐゴシック"/>
+          <w:color w:val="000000"/>
+          <w:kern w:val="0"/>
+          <w:sz w:val="27"/>
+          <w:szCs w:val="27"/>
+          <w14:ligatures w14:val="none"/>
+        </w:rPr>
+      </w:pPr>
+      <w:r>
+        <w:rPr>
+          <w:rFonts w:ascii="-webkit-standard" w:eastAsia="ＭＳ Ｐゴシック" w:hAnsi="-webkit-standard" w:cs="ＭＳ Ｐゴシック"/>
+          <w:color w:val="000000"/>
+          <w:kern w:val="0"/>
+          <w:sz w:val="27"/>
+          <w:szCs w:val="27"/>
+          <w14:ligatures w14:val="none"/>
+        </w:rPr>
+        <w:t>また、本研究室の特徴として</w:t>
+      </w:r>
+      <w:r>
+        <w:rPr>
+          <w:rFonts w:ascii="-webkit-standard" w:eastAsia="ＭＳ Ｐゴシック" w:hAnsi="-webkit-standard" w:cs="ＭＳ Ｐゴシック"/>
+          <w:color w:val="000000"/>
+          <w:kern w:val="0"/>
+          <w:sz w:val="27"/>
+          <w:szCs w:val="27"/>
+          <w14:ligatures w14:val="none"/>
+        </w:rPr>
+        <w:t>4</w:t>
+      </w:r>
+      <w:r>
+        <w:rPr>
+          <w:rFonts w:ascii="-webkit-standard" w:eastAsia="ＭＳ Ｐゴシック" w:hAnsi="-webkit-standard" w:cs="ＭＳ Ｐゴシック"/>
+          <w:color w:val="000000"/>
+          <w:kern w:val="0"/>
+          <w:sz w:val="27"/>
+          <w:szCs w:val="27"/>
+          <w14:ligatures w14:val="none"/>
+        </w:rPr>
+        <w:t>年間で学んできた電気工学科の授業内容を復習しながら研究に取り組むため、より知識を深めたい人や研究の質を高めたい人におすすめの研究室です。</w:t>
+      </w:r>
+      <w:r>
+        <w:rPr>
+          <w:rFonts w:ascii="-webkit-standard" w:eastAsia="ＭＳ Ｐゴシック" w:hAnsi="-webkit-standard" w:cs="ＭＳ Ｐゴシック"/>
+          <w:color w:val="000000"/>
+          <w:kern w:val="0"/>
+          <w:sz w:val="27"/>
+          <w:szCs w:val="27"/>
+          <w14:ligatures w14:val="none"/>
+        </w:rPr>
+        <w:t> </w:t>
+      </w:r>
+    </w:p>
+    <w:p>
+      <w:pPr>
+        <w:rPr>
+          <w:rFonts w:ascii="-webkit-standard" w:eastAsia="ＭＳ Ｐゴシック" w:hAnsi="-webkit-standard" w:cs="ＭＳ Ｐゴシック"/>
+          <w:color w:val="000000"/>
+          <w:kern w:val="0"/>
+          <w:sz w:val="27"/>
+          <w:szCs w:val="27"/>
+          <w14:ligatures w14:val="none"/>
+        </w:rPr>
+      </w:pPr>
+      <w:r>
+        <w:rPr>
+          <w:rFonts w:ascii="-webkit-standard" w:eastAsia="ＭＳ Ｐゴシック" w:hAnsi="-webkit-standard" w:cs="ＭＳ Ｐゴシック"/>
+          <w:color w:val="000000"/>
+          <w:kern w:val="0"/>
+          <w:sz w:val="27"/>
+          <w:szCs w:val="27"/>
+          <w14:ligatures w14:val="none"/>
+        </w:rPr>
+        <w:t> </w:t>
+      </w:r>
+    </w:p>
+    <w:p>
+      <w:pPr>
+        <w:rPr>
+          <w:rFonts w:ascii="-webkit-standard" w:eastAsia="ＭＳ Ｐゴシック" w:hAnsi="-webkit-standard" w:cs="ＭＳ Ｐゴシック"/>
+          <w:color w:val="000000"/>
+          <w:kern w:val="0"/>
+          <w:sz w:val="27"/>
+          <w:szCs w:val="27"/>
+          <w14:ligatures w14:val="none"/>
+        </w:rPr>
+      </w:pPr>
+      <w:r>
+        <w:rPr>
+          <w:rFonts w:ascii="-webkit-standard" w:eastAsia="ＭＳ Ｐゴシック" w:hAnsi="-webkit-standard" w:cs="ＭＳ Ｐゴシック"/>
+          <w:color w:val="000000"/>
+          <w:kern w:val="0"/>
+          <w:sz w:val="27"/>
+          <w:szCs w:val="27"/>
+          <w14:ligatures w14:val="none"/>
+        </w:rPr>
+        <w:t> </w:t>
+      </w:r>
+    </w:p>
+    <w:p>
+      <w:pPr>
+        <w:rPr>
+          <w:rFonts w:ascii="-webkit-standard" w:eastAsia="ＭＳ Ｐゴシック" w:hAnsi="-webkit-standard" w:cs="ＭＳ Ｐゴシック"/>
+          <w:color w:val="000000"/>
+          <w:kern w:val="0"/>
+          <w:sz w:val="27"/>
+          <w:szCs w:val="27"/>
+          <w14:ligatures w14:val="none"/>
+        </w:rPr>
+      </w:pPr>
+      <w:r>
+        <w:rPr>
+          <w:rFonts w:ascii="-webkit-standard" w:eastAsia="ＭＳ Ｐゴシック" w:hAnsi="-webkit-standard" w:cs="ＭＳ Ｐゴシック"/>
+          <w:color w:val="000000"/>
+          <w:kern w:val="0"/>
+          <w:sz w:val="27"/>
+          <w:szCs w:val="27"/>
+          <w14:ligatures w14:val="none"/>
+        </w:rPr>
+        <w:lastRenderedPageBreak/>
+        <w:t>木村研究室</w:t>
+      </w:r>
+      <w:r>
+        <w:rPr>
+          <w:rFonts w:ascii="-webkit-standard" w:eastAsia="ＭＳ Ｐゴシック" w:hAnsi="-webkit-standard" w:cs="ＭＳ Ｐゴシック"/>
+          <w:color w:val="000000"/>
+          <w:kern w:val="0"/>
+          <w:sz w:val="27"/>
+          <w:szCs w:val="27"/>
+          <w14:ligatures w14:val="none"/>
+        </w:rPr>
+        <w:t> </w:t>
+      </w:r>
+    </w:p>
+    <w:p>
+      <w:pPr>
+        <w:rPr>
+          <w:rFonts w:ascii="-webkit-standard" w:eastAsia="ＭＳ Ｐゴシック" w:hAnsi="-webkit-standard" w:cs="ＭＳ Ｐゴシック"/>
+          <w:color w:val="000000"/>
+          <w:kern w:val="0"/>
+          <w:sz w:val="27"/>
+          <w:szCs w:val="27"/>
+          <w14:ligatures w14:val="none"/>
+        </w:rPr>
+      </w:pPr>
+      <w:r>
+        <w:rPr>
+          <w:rFonts w:ascii="-webkit-standard" w:eastAsia="ＭＳ Ｐゴシック" w:hAnsi="-webkit-standard" w:cs="ＭＳ Ｐゴシック"/>
+          <w:color w:val="000000"/>
+          <w:kern w:val="0"/>
+          <w:sz w:val="27"/>
+          <w:szCs w:val="27"/>
+          <w14:ligatures w14:val="none"/>
+        </w:rPr>
+        <w:t>木村研究室では、「システム同定」「制御器調整」「フィルタ設計」などの研究を行っています。これらは、システム制御対象をモデル化して、シミュレートにより制御器やフィルタを設計する方法と、未知システムへの入出力データを直接用いて対象システムのモデルの推定し、制御器調整やフィルタ設計をしていく方法があり、希望の出力波形やシステムの条件に合うように制御器設計をおこなっています。</w:t>
+      </w:r>
+      <w:r>
+        <w:rPr>
+          <w:rFonts w:ascii="-webkit-standard" w:eastAsia="ＭＳ Ｐゴシック" w:hAnsi="-webkit-standard" w:cs="ＭＳ Ｐゴシック"/>
+          <w:color w:val="000000"/>
+          <w:kern w:val="0"/>
+          <w:sz w:val="27"/>
+          <w:szCs w:val="27"/>
+          <w14:ligatures w14:val="none"/>
+        </w:rPr>
+        <w:t> </w:t>
+      </w:r>
+    </w:p>
+    <w:p>
+      <w:pPr>
+        <w:rPr>
+          <w:rFonts w:ascii="-webkit-standard" w:eastAsia="ＭＳ Ｐゴシック" w:hAnsi="-webkit-standard" w:cs="ＭＳ Ｐゴシック"/>
+          <w:color w:val="000000"/>
+          <w:kern w:val="0"/>
+          <w:sz w:val="27"/>
+          <w:szCs w:val="27"/>
+          <w14:ligatures w14:val="none"/>
+        </w:rPr>
+      </w:pPr>
+      <w:r>
+        <w:rPr>
+          <w:rFonts w:ascii="-webkit-standard" w:eastAsia="ＭＳ Ｐゴシック" w:hAnsi="-webkit-standard" w:cs="ＭＳ Ｐゴシック"/>
+          <w:color w:val="000000"/>
+          <w:kern w:val="0"/>
+          <w:sz w:val="27"/>
+          <w:szCs w:val="27"/>
+          <w14:ligatures w14:val="none"/>
+        </w:rPr>
+        <w:t> </w:t>
+      </w:r>
+    </w:p>
+    <w:p>
+      <w:pPr>
+        <w:rPr>
+          <w:rFonts w:ascii="-webkit-standard" w:eastAsia="ＭＳ Ｐゴシック" w:hAnsi="-webkit-standard" w:cs="ＭＳ Ｐゴシック"/>
+          <w:color w:val="000000"/>
+          <w:kern w:val="0"/>
+          <w:sz w:val="27"/>
+          <w:szCs w:val="27"/>
+          <w14:ligatures w14:val="none"/>
+        </w:rPr>
+      </w:pPr>
+      <w:r>
+        <w:rPr>
+          <w:rFonts w:ascii="-webkit-standard" w:eastAsia="ＭＳ Ｐゴシック" w:hAnsi="-webkit-standard" w:cs="ＭＳ Ｐゴシック"/>
+          <w:color w:val="000000"/>
+          <w:kern w:val="0"/>
+          <w:sz w:val="27"/>
+          <w:szCs w:val="27"/>
+          <w14:ligatures w14:val="none"/>
+        </w:rPr>
+        <w:t>卒業研究テーマ</w:t>
+      </w:r>
+      <w:r>
+        <w:rPr>
+          <w:rFonts w:ascii="-webkit-standard" w:eastAsia="ＭＳ Ｐゴシック" w:hAnsi="-webkit-standard" w:cs="ＭＳ Ｐゴシック"/>
+          <w:color w:val="000000"/>
+          <w:kern w:val="0"/>
+          <w:sz w:val="27"/>
+          <w:szCs w:val="27"/>
+          <w14:ligatures w14:val="none"/>
+        </w:rPr>
+        <w:t> </w:t>
+      </w:r>
+    </w:p>
+    <w:p>
+      <w:pPr>
+        <w:rPr>
+          <w:rFonts w:ascii="-webkit-standard" w:eastAsia="ＭＳ Ｐゴシック" w:hAnsi="-webkit-standard" w:cs="ＭＳ Ｐゴシック"/>
+          <w:color w:val="000000"/>
+          <w:kern w:val="0"/>
+          <w:sz w:val="27"/>
+          <w:szCs w:val="27"/>
+          <w14:ligatures w14:val="none"/>
+        </w:rPr>
+      </w:pPr>
+      <w:r>
+        <w:rPr>
+          <w:rFonts w:ascii="-webkit-standard" w:eastAsia="ＭＳ Ｐゴシック" w:hAnsi="-webkit-standard" w:cs="ＭＳ Ｐゴシック"/>
+          <w:color w:val="000000"/>
+          <w:kern w:val="0"/>
+          <w:sz w:val="27"/>
+          <w:szCs w:val="27"/>
+          <w14:ligatures w14:val="none"/>
+        </w:rPr>
+        <w:t>・カルマンフィルタを用いた制御器調整に関する検討</w:t>
+      </w:r>
+      <w:r>
+        <w:rPr>
+          <w:rFonts w:ascii="-webkit-standard" w:eastAsia="ＭＳ Ｐゴシック" w:hAnsi="-webkit-standard" w:cs="ＭＳ Ｐゴシック"/>
+          <w:color w:val="000000"/>
+          <w:kern w:val="0"/>
+          <w:sz w:val="27"/>
+          <w:szCs w:val="27"/>
+          <w14:ligatures w14:val="none"/>
+        </w:rPr>
+        <w:t>  </w:t>
+      </w:r>
+    </w:p>
+    <w:p>
+      <w:pPr>
+        <w:rPr>
+          <w:rFonts w:ascii="-webkit-standard" w:eastAsia="ＭＳ Ｐゴシック" w:hAnsi="-webkit-standard" w:cs="ＭＳ Ｐゴシック"/>
+          <w:color w:val="000000"/>
+          <w:kern w:val="0"/>
+          <w:sz w:val="27"/>
+          <w:szCs w:val="27"/>
+          <w14:ligatures w14:val="none"/>
+        </w:rPr>
+      </w:pPr>
+      <w:r>
+        <w:rPr>
+          <w:rFonts w:ascii="-webkit-standard" w:eastAsia="ＭＳ Ｐゴシック" w:hAnsi="-webkit-standard" w:cs="ＭＳ Ｐゴシック"/>
+          <w:color w:val="000000"/>
+          <w:kern w:val="0"/>
+          <w:sz w:val="27"/>
+          <w:szCs w:val="27"/>
+          <w14:ligatures w14:val="none"/>
+        </w:rPr>
+        <w:t>・</w:t>
+      </w:r>
+      <w:r>
+        <w:rPr>
+          <w:rFonts w:ascii="-webkit-standard" w:eastAsia="ＭＳ Ｐゴシック" w:hAnsi="-webkit-standard" w:cs="ＭＳ Ｐゴシック"/>
+          <w:color w:val="000000"/>
+          <w:kern w:val="0"/>
+          <w:sz w:val="27"/>
+          <w:szCs w:val="27"/>
+          <w14:ligatures w14:val="none"/>
+        </w:rPr>
+        <w:t>SC-FDE</w:t>
+      </w:r>
+      <w:r>
+        <w:rPr>
+          <w:rFonts w:ascii="-webkit-standard" w:eastAsia="ＭＳ Ｐゴシック" w:hAnsi="-webkit-standard" w:cs="ＭＳ Ｐゴシック"/>
+          <w:color w:val="000000"/>
+          <w:kern w:val="0"/>
+          <w:sz w:val="27"/>
+          <w:szCs w:val="27"/>
+          <w14:ligatures w14:val="none"/>
+        </w:rPr>
+        <w:t>無線伝送方式における回り込み波キャンセルに関する検討</w:t>
+      </w:r>
+      <w:r>
+        <w:rPr>
+          <w:rFonts w:ascii="-webkit-standard" w:eastAsia="ＭＳ Ｐゴシック" w:hAnsi="-webkit-standard" w:cs="ＭＳ Ｐゴシック"/>
+          <w:color w:val="000000"/>
+          <w:kern w:val="0"/>
+          <w:sz w:val="27"/>
+          <w:szCs w:val="27"/>
+          <w14:ligatures w14:val="none"/>
+        </w:rPr>
+        <w:t> </w:t>
+      </w:r>
+    </w:p>
+    <w:p>
+      <w:pPr>
+        <w:rPr>
+          <w:rFonts w:ascii="-webkit-standard" w:eastAsia="ＭＳ Ｐゴシック" w:hAnsi="-webkit-standard" w:cs="ＭＳ Ｐゴシック"/>
+          <w:color w:val="000000"/>
+          <w:kern w:val="0"/>
+          <w:sz w:val="27"/>
+          <w:szCs w:val="27"/>
+          <w14:ligatures w14:val="none"/>
+        </w:rPr>
+      </w:pPr>
+      <w:r>
+        <w:rPr>
+          <w:rFonts w:ascii="-webkit-standard" w:eastAsia="ＭＳ Ｐゴシック" w:hAnsi="-webkit-standard" w:cs="ＭＳ Ｐゴシック"/>
+          <w:color w:val="000000"/>
+          <w:kern w:val="0"/>
+          <w:sz w:val="27"/>
+          <w:szCs w:val="27"/>
+          <w14:ligatures w14:val="none"/>
+        </w:rPr>
+        <w:t> </w:t>
+      </w:r>
+    </w:p>
+    <w:p>
+      <w:pPr>
+        <w:rPr>
+          <w:rFonts w:ascii="-webkit-standard" w:eastAsia="ＭＳ Ｐゴシック" w:hAnsi="-webkit-standard" w:cs="ＭＳ Ｐゴシック"/>
+          <w:color w:val="000000"/>
+          <w:kern w:val="0"/>
+          <w:sz w:val="27"/>
+          <w:szCs w:val="27"/>
+          <w14:ligatures w14:val="none"/>
+        </w:rPr>
+      </w:pPr>
+      <w:r>
+        <w:rPr>
+          <w:rFonts w:ascii="-webkit-standard" w:eastAsia="ＭＳ Ｐゴシック" w:hAnsi="-webkit-standard" w:cs="ＭＳ Ｐゴシック"/>
+          <w:color w:val="000000"/>
+          <w:kern w:val="0"/>
+          <w:sz w:val="27"/>
+          <w:szCs w:val="27"/>
+          <w14:ligatures w14:val="none"/>
+        </w:rPr>
+        <w:t>武田研究室</w:t>
+      </w:r>
+      <w:r>
+        <w:rPr>
+          <w:rFonts w:ascii="-webkit-standard" w:eastAsia="ＭＳ Ｐゴシック" w:hAnsi="-webkit-standard" w:cs="ＭＳ Ｐゴシック"/>
+          <w:color w:val="000000"/>
+          <w:kern w:val="0"/>
+          <w:sz w:val="27"/>
+          <w:szCs w:val="27"/>
+          <w14:ligatures w14:val="none"/>
+        </w:rPr>
+        <w:t> </w:t>
+      </w:r>
+    </w:p>
+    <w:p>
+      <w:pPr>
+        <w:rPr>
+          <w:rFonts w:ascii="-webkit-standard" w:eastAsia="ＭＳ Ｐゴシック" w:hAnsi="-webkit-standard" w:cs="ＭＳ Ｐゴシック"/>
+          <w:color w:val="000000"/>
+          <w:kern w:val="0"/>
+          <w:sz w:val="27"/>
+          <w:szCs w:val="27"/>
+          <w14:ligatures w14:val="none"/>
+        </w:rPr>
+      </w:pPr>
+      <w:r>
+        <w:rPr>
+          <w:rFonts w:ascii="-webkit-standard" w:eastAsia="ＭＳ Ｐゴシック" w:hAnsi="-webkit-standard" w:cs="ＭＳ Ｐゴシック"/>
+          <w:color w:val="000000"/>
+          <w:kern w:val="0"/>
+          <w:sz w:val="27"/>
+          <w:szCs w:val="27"/>
+          <w14:ligatures w14:val="none"/>
+        </w:rPr>
+        <w:t>武田研究室では、脳と運動に関する先端的な研究取り組んでいます。</w:t>
+      </w:r>
+      <w:r>
+        <w:rPr>
+          <w:rFonts w:ascii="-webkit-standard" w:eastAsia="ＭＳ Ｐゴシック" w:hAnsi="-webkit-standard" w:cs="ＭＳ Ｐゴシック"/>
+          <w:color w:val="000000"/>
+          <w:kern w:val="0"/>
+          <w:sz w:val="27"/>
+          <w:szCs w:val="27"/>
+          <w14:ligatures w14:val="none"/>
+        </w:rPr>
+        <w:t xml:space="preserve"> </w:t>
+      </w:r>
+      <w:r>
+        <w:rPr>
+          <w:rFonts w:ascii="-webkit-standard" w:eastAsia="ＭＳ Ｐゴシック" w:hAnsi="-webkit-standard" w:cs="ＭＳ Ｐゴシック"/>
+          <w:color w:val="000000"/>
+          <w:kern w:val="0"/>
+          <w:sz w:val="27"/>
+          <w:szCs w:val="27"/>
+          <w14:ligatures w14:val="none"/>
+        </w:rPr>
+        <w:t>ヒトの随意運動における運動制御メカニズムの解明という大きなテーマのもと、</w:t>
+      </w:r>
+      <w:r>
+        <w:rPr>
+          <w:rFonts w:ascii="-webkit-standard" w:eastAsia="ＭＳ Ｐゴシック" w:hAnsi="-webkit-standard" w:cs="ＭＳ Ｐゴシック"/>
+          <w:color w:val="000000"/>
+          <w:kern w:val="0"/>
+          <w:sz w:val="27"/>
+          <w:szCs w:val="27"/>
+          <w14:ligatures w14:val="none"/>
+        </w:rPr>
+        <w:t> </w:t>
+      </w:r>
+      <w:r>
+        <w:rPr>
+          <w:rFonts w:ascii="-webkit-standard" w:eastAsia="ＭＳ Ｐゴシック" w:hAnsi="-webkit-standard" w:cs="ＭＳ Ｐゴシック"/>
+          <w:color w:val="000000"/>
+          <w:kern w:val="0"/>
+          <w:sz w:val="27"/>
+          <w:szCs w:val="27"/>
+          <w14:ligatures w14:val="none"/>
+        </w:rPr>
+        <w:t>神経科学や運動制御分野の基礎研究で得られた知見を応用し、運動パフォーマンス評価・支援技術を開発することを主な研究目的としています。</w:t>
+      </w:r>
+      <w:r>
+        <w:rPr>
+          <w:rFonts w:ascii="-webkit-standard" w:eastAsia="ＭＳ Ｐゴシック" w:hAnsi="-webkit-standard" w:cs="ＭＳ Ｐゴシック"/>
+          <w:color w:val="000000"/>
+          <w:kern w:val="0"/>
+          <w:sz w:val="27"/>
+          <w:szCs w:val="27"/>
+          <w14:ligatures w14:val="none"/>
+        </w:rPr>
+        <w:t xml:space="preserve"> </w:t>
+      </w:r>
+      <w:r>
+        <w:rPr>
+          <w:rFonts w:ascii="-webkit-standard" w:eastAsia="ＭＳ Ｐゴシック" w:hAnsi="-webkit-standard" w:cs="ＭＳ Ｐゴシック"/>
+          <w:color w:val="000000"/>
+          <w:kern w:val="0"/>
+          <w:sz w:val="27"/>
+          <w:szCs w:val="27"/>
+          <w14:ligatures w14:val="none"/>
+        </w:rPr>
+        <w:t>例えば、人間の運動には、速度を高めると精度が低下し、精度を高めると速度が低下するというトレード・オフが存在します。</w:t>
+      </w:r>
+      <w:r>
+        <w:rPr>
+          <w:rFonts w:ascii="-webkit-standard" w:eastAsia="ＭＳ Ｐゴシック" w:hAnsi="-webkit-standard" w:cs="ＭＳ Ｐゴシック"/>
+          <w:color w:val="000000"/>
+          <w:kern w:val="0"/>
+          <w:sz w:val="27"/>
+          <w:szCs w:val="27"/>
+          <w14:ligatures w14:val="none"/>
+        </w:rPr>
+        <w:t xml:space="preserve"> </w:t>
+      </w:r>
+      <w:r>
+        <w:rPr>
+          <w:rFonts w:ascii="-webkit-standard" w:eastAsia="ＭＳ Ｐゴシック" w:hAnsi="-webkit-standard" w:cs="ＭＳ Ｐゴシック"/>
+          <w:color w:val="000000"/>
+          <w:kern w:val="0"/>
+          <w:sz w:val="27"/>
+          <w:szCs w:val="27"/>
+          <w14:ligatures w14:val="none"/>
+        </w:rPr>
+        <w:t>また、目標物に手を伸ばす運動は、最短距離や最小エネルギーではなく、動きの滑らかさを重視して計画・実行されていることが知られています。</w:t>
+      </w:r>
+      <w:r>
+        <w:rPr>
+          <w:rFonts w:ascii="-webkit-standard" w:eastAsia="ＭＳ Ｐゴシック" w:hAnsi="-webkit-standard" w:cs="ＭＳ Ｐゴシック"/>
+          <w:color w:val="000000"/>
+          <w:kern w:val="0"/>
+          <w:sz w:val="27"/>
+          <w:szCs w:val="27"/>
+          <w14:ligatures w14:val="none"/>
+        </w:rPr>
+        <w:t xml:space="preserve"> </w:t>
+      </w:r>
+      <w:r>
+        <w:rPr>
+          <w:rFonts w:ascii="-webkit-standard" w:eastAsia="ＭＳ Ｐゴシック" w:hAnsi="-webkit-standard" w:cs="ＭＳ Ｐゴシック"/>
+          <w:color w:val="000000"/>
+          <w:kern w:val="0"/>
+          <w:sz w:val="27"/>
+          <w:szCs w:val="27"/>
+          <w14:ligatures w14:val="none"/>
+        </w:rPr>
+        <w:t>本研究室では、こうしたヒト運動に共通する普遍的な特性を活用し、日常生活や医療・スポーツ分野に役立つ技術へと応用することを目指しています。</w:t>
+      </w:r>
+      <w:r>
+        <w:rPr>
+          <w:rFonts w:ascii="-webkit-standard" w:eastAsia="ＭＳ Ｐゴシック" w:hAnsi="-webkit-standard" w:cs="ＭＳ Ｐゴシック"/>
+          <w:color w:val="000000"/>
+          <w:kern w:val="0"/>
+          <w:sz w:val="27"/>
+          <w:szCs w:val="27"/>
+          <w14:ligatures w14:val="none"/>
+        </w:rPr>
+        <w:t> </w:t>
+      </w:r>
+    </w:p>
+    <w:p>
+      <w:pPr>
+        <w:rPr>
+          <w:rFonts w:ascii="-webkit-standard" w:eastAsia="ＭＳ Ｐゴシック" w:hAnsi="-webkit-standard" w:cs="ＭＳ Ｐゴシック"/>
+          <w:color w:val="000000"/>
+          <w:kern w:val="0"/>
+          <w:sz w:val="27"/>
+          <w:szCs w:val="27"/>
+          <w14:ligatures w14:val="none"/>
+        </w:rPr>
+      </w:pPr>
+      <w:r>
+        <w:rPr>
+          <w:rFonts w:ascii="-webkit-standard" w:eastAsia="ＭＳ Ｐゴシック" w:hAnsi="-webkit-standard" w:cs="ＭＳ Ｐゴシック"/>
+          <w:color w:val="000000"/>
+          <w:kern w:val="0"/>
+          <w:sz w:val="27"/>
+          <w:szCs w:val="27"/>
+          <w14:ligatures w14:val="none"/>
+        </w:rPr>
+        <w:t> </w:t>
+      </w:r>
+    </w:p>
+    <w:p>
+      <w:pPr>
+        <w:rPr>
+          <w:rFonts w:ascii="-webkit-standard" w:eastAsia="ＭＳ Ｐゴシック" w:hAnsi="-webkit-standard" w:cs="ＭＳ Ｐゴシック"/>
+          <w:color w:val="000000"/>
+          <w:kern w:val="0"/>
+          <w:sz w:val="27"/>
+          <w:szCs w:val="27"/>
+          <w14:ligatures w14:val="none"/>
+        </w:rPr>
+      </w:pPr>
+      <w:r>
+        <w:rPr>
+          <w:rFonts w:ascii="-webkit-standard" w:eastAsia="ＭＳ Ｐゴシック" w:hAnsi="-webkit-standard" w:cs="ＭＳ Ｐゴシック"/>
+          <w:color w:val="000000"/>
+          <w:kern w:val="0"/>
+          <w:sz w:val="27"/>
+          <w:szCs w:val="27"/>
+          <w14:ligatures w14:val="none"/>
+        </w:rPr>
+        <w:t>卒業研究テーマ</w:t>
+      </w:r>
+      <w:r>
+        <w:rPr>
+          <w:rFonts w:ascii="-webkit-standard" w:eastAsia="ＭＳ Ｐゴシック" w:hAnsi="-webkit-standard" w:cs="ＭＳ Ｐゴシック"/>
+          <w:color w:val="000000"/>
+          <w:kern w:val="0"/>
+          <w:sz w:val="27"/>
+          <w:szCs w:val="27"/>
+          <w14:ligatures w14:val="none"/>
+        </w:rPr>
+        <w:t> </w:t>
+      </w:r>
+    </w:p>
+    <w:p>
+      <w:pPr>
+        <w:rPr>
+          <w:rFonts w:ascii="-webkit-standard" w:eastAsia="ＭＳ Ｐゴシック" w:hAnsi="-webkit-standard" w:cs="ＭＳ Ｐゴシック"/>
+          <w:color w:val="000000"/>
+          <w:kern w:val="0"/>
+          <w:sz w:val="27"/>
+          <w:szCs w:val="27"/>
+          <w14:ligatures w14:val="none"/>
+        </w:rPr>
+      </w:pPr>
+      <w:r>
+        <w:rPr>
+          <w:rFonts w:ascii="-webkit-standard" w:eastAsia="ＭＳ Ｐゴシック" w:hAnsi="-webkit-standard" w:cs="ＭＳ Ｐゴシック"/>
+          <w:color w:val="000000"/>
+          <w:kern w:val="0"/>
+          <w:sz w:val="27"/>
+          <w:szCs w:val="27"/>
+          <w14:ligatures w14:val="none"/>
+        </w:rPr>
+        <w:t> </w:t>
+      </w:r>
+    </w:p>
+    <w:p>
+      <w:pPr>
+        <w:rPr>
+          <w:rFonts w:ascii="-webkit-standard" w:eastAsia="ＭＳ Ｐゴシック" w:hAnsi="-webkit-standard" w:cs="ＭＳ Ｐゴシック"/>
+          <w:color w:val="000000"/>
+          <w:kern w:val="0"/>
+          <w:sz w:val="27"/>
+          <w:szCs w:val="27"/>
+          <w14:ligatures w14:val="none"/>
+        </w:rPr>
+      </w:pPr>
+      <w:r>
+        <w:rPr>
+          <w:rFonts w:ascii="-webkit-standard" w:eastAsia="ＭＳ Ｐゴシック" w:hAnsi="-webkit-standard" w:cs="ＭＳ Ｐゴシック"/>
+          <w:color w:val="000000"/>
+          <w:kern w:val="0"/>
+          <w:sz w:val="27"/>
+          <w:szCs w:val="27"/>
+          <w14:ligatures w14:val="none"/>
+        </w:rPr>
+        <w:t>・ヒトの運動制御メカニズムの解明とモデル化</w:t>
+      </w:r>
+      <w:r>
+        <w:rPr>
+          <w:rFonts w:ascii="-webkit-standard" w:eastAsia="ＭＳ Ｐゴシック" w:hAnsi="-webkit-standard" w:cs="ＭＳ Ｐゴシック"/>
+          <w:color w:val="000000"/>
+          <w:kern w:val="0"/>
+          <w:sz w:val="27"/>
+          <w:szCs w:val="27"/>
+          <w14:ligatures w14:val="none"/>
+        </w:rPr>
+        <w:t> </w:t>
+      </w:r>
+    </w:p>
+    <w:p>
+      <w:pPr>
+        <w:rPr>
+          <w:rFonts w:ascii="-webkit-standard" w:eastAsia="ＭＳ Ｐゴシック" w:hAnsi="-webkit-standard" w:cs="ＭＳ Ｐゴシック"/>
+          <w:color w:val="000000"/>
+          <w:kern w:val="0"/>
+          <w:sz w:val="27"/>
+          <w:szCs w:val="27"/>
+          <w14:ligatures w14:val="none"/>
+        </w:rPr>
+      </w:pPr>
+      <w:r>
+        <w:rPr>
+          <w:rFonts w:ascii="-webkit-standard" w:eastAsia="ＭＳ Ｐゴシック" w:hAnsi="-webkit-standard" w:cs="ＭＳ Ｐゴシック"/>
+          <w:color w:val="000000"/>
+          <w:kern w:val="0"/>
+          <w:sz w:val="27"/>
+          <w:szCs w:val="27"/>
+          <w14:ligatures w14:val="none"/>
+        </w:rPr>
+        <w:t>・センシング技術を用いた運動計測・パフォーマンス評価</w:t>
+      </w:r>
+      <w:r>
+        <w:rPr>
+          <w:rFonts w:ascii="-webkit-standard" w:eastAsia="ＭＳ Ｐゴシック" w:hAnsi="-webkit-standard" w:cs="ＭＳ Ｐゴシック"/>
+          <w:color w:val="000000"/>
+          <w:kern w:val="0"/>
+          <w:sz w:val="27"/>
+          <w:szCs w:val="27"/>
+          <w14:ligatures w14:val="none"/>
+        </w:rPr>
+        <w:t> </w:t>
+      </w:r>
+    </w:p>
+    <w:p>
+      <w:pPr>
+        <w:rPr>
+          <w:rFonts w:ascii="-webkit-standard" w:eastAsia="ＭＳ Ｐゴシック" w:hAnsi="-webkit-standard" w:cs="ＭＳ Ｐゴシック"/>
+          <w:color w:val="000000"/>
+          <w:kern w:val="0"/>
+          <w:sz w:val="27"/>
+          <w:szCs w:val="27"/>
+          <w14:ligatures w14:val="none"/>
+        </w:rPr>
+      </w:pPr>
+      <w:r>
+        <w:rPr>
+          <w:rFonts w:ascii="-webkit-standard" w:eastAsia="ＭＳ Ｐゴシック" w:hAnsi="-webkit-standard" w:cs="ＭＳ Ｐゴシック"/>
+          <w:color w:val="000000"/>
+          <w:kern w:val="0"/>
+          <w:sz w:val="27"/>
+          <w:szCs w:val="27"/>
+          <w14:ligatures w14:val="none"/>
+        </w:rPr>
+        <w:t>・生体信号・運動情報に基づく状態推定と応用</w:t>
+      </w:r>
+      <w:r>
+        <w:rPr>
+          <w:rFonts w:ascii="-webkit-standard" w:eastAsia="ＭＳ Ｐゴシック" w:hAnsi="-webkit-standard" w:cs="ＭＳ Ｐゴシック"/>
+          <w:color w:val="000000"/>
+          <w:kern w:val="0"/>
+          <w:sz w:val="27"/>
+          <w:szCs w:val="27"/>
+          <w14:ligatures w14:val="none"/>
+        </w:rPr>
+        <w:t> </w:t>
+      </w:r>
+    </w:p>
+    <w:p>
+      <w:pPr>
+        <w:rPr>
+          <w:rFonts w:ascii="-webkit-standard" w:eastAsia="ＭＳ Ｐゴシック" w:hAnsi="-webkit-standard" w:cs="ＭＳ Ｐゴシック"/>
+          <w:color w:val="000000"/>
+          <w:kern w:val="0"/>
+          <w:sz w:val="27"/>
+          <w:szCs w:val="27"/>
+          <w14:ligatures w14:val="none"/>
+        </w:rPr>
+      </w:pPr>
+      <w:r>
+        <w:rPr>
+          <w:rFonts w:ascii="-webkit-standard" w:eastAsia="ＭＳ Ｐゴシック" w:hAnsi="-webkit-standard" w:cs="ＭＳ Ｐゴシック"/>
+          <w:color w:val="000000"/>
+          <w:kern w:val="0"/>
+          <w:sz w:val="27"/>
+          <w:szCs w:val="27"/>
+          <w14:ligatures w14:val="none"/>
+        </w:rPr>
+        <w:t> </w:t>
+      </w:r>
+    </w:p>
+    <w:p>
+      <w:pPr>
+        <w:rPr>
+          <w:rFonts w:ascii="-webkit-standard" w:eastAsia="ＭＳ Ｐゴシック" w:hAnsi="-webkit-standard" w:cs="ＭＳ Ｐゴシック"/>
+          <w:color w:val="000000"/>
+          <w:kern w:val="0"/>
+          <w:sz w:val="27"/>
+          <w:szCs w:val="27"/>
+          <w14:ligatures w14:val="none"/>
+        </w:rPr>
+      </w:pPr>
+      <w:r>
+        <w:rPr>
+          <w:rFonts w:ascii="-webkit-standard" w:eastAsia="ＭＳ Ｐゴシック" w:hAnsi="-webkit-standard" w:cs="ＭＳ Ｐゴシック"/>
+          <w:color w:val="000000"/>
+          <w:kern w:val="0"/>
+          <w:sz w:val="27"/>
+          <w:szCs w:val="27"/>
+          <w14:ligatures w14:val="none"/>
+        </w:rPr>
+        <w:t> </w:t>
+      </w:r>
+    </w:p>
+    <w:p>
+      <w:pPr>
+        <w:rPr>
+          <w:rFonts w:ascii="-webkit-standard" w:eastAsia="ＭＳ Ｐゴシック" w:hAnsi="-webkit-standard" w:cs="ＭＳ Ｐゴシック"/>
+          <w:color w:val="000000"/>
+          <w:kern w:val="0"/>
+          <w:sz w:val="27"/>
+          <w:szCs w:val="27"/>
+          <w14:ligatures w14:val="none"/>
+        </w:rPr>
+      </w:pPr>
+      <w:r>
+        <w:rPr>
+          <w:rFonts w:ascii="-webkit-standard" w:eastAsia="ＭＳ Ｐゴシック" w:hAnsi="-webkit-standard" w:cs="ＭＳ Ｐゴシック"/>
+          <w:color w:val="000000"/>
+          <w:kern w:val="0"/>
+          <w:sz w:val="27"/>
+          <w:szCs w:val="27"/>
+          <w14:ligatures w14:val="none"/>
+        </w:rPr>
+        <w:t> </w:t>
+      </w:r>
+    </w:p>
+    <w:p>
+      <w:pPr>
+        <w:rPr>
+          <w:rFonts w:ascii="-webkit-standard" w:eastAsia="ＭＳ Ｐゴシック" w:hAnsi="-webkit-standard" w:cs="ＭＳ Ｐゴシック"/>
+          <w:color w:val="000000"/>
+          <w:kern w:val="0"/>
+          <w:sz w:val="27"/>
+          <w:szCs w:val="27"/>
+          <w14:ligatures w14:val="none"/>
+        </w:rPr>
+      </w:pPr>
+      <w:r>
+        <w:rPr>
+          <w:rFonts w:ascii="-webkit-standard" w:eastAsia="ＭＳ Ｐゴシック" w:hAnsi="-webkit-standard" w:cs="ＭＳ Ｐゴシック"/>
+          <w:color w:val="000000"/>
+          <w:kern w:val="0"/>
+          <w:sz w:val="27"/>
+          <w:szCs w:val="27"/>
+          <w14:ligatures w14:val="none"/>
+        </w:rPr>
+        <w:t> </w:t>
+      </w:r>
+    </w:p>
+    <w:p>
+      <w:pPr>
+        <w:rPr>
+          <w:rFonts w:ascii="-webkit-standard" w:eastAsia="ＭＳ Ｐゴシック" w:hAnsi="-webkit-standard" w:cs="ＭＳ Ｐゴシック"/>
+          <w:color w:val="000000"/>
+          <w:kern w:val="0"/>
+          <w:sz w:val="27"/>
+          <w:szCs w:val="27"/>
+          <w14:ligatures w14:val="none"/>
+        </w:rPr>
+      </w:pPr>
+      <w:r>
+        <w:rPr>
+          <w:rFonts w:ascii="-webkit-standard" w:eastAsia="ＭＳ Ｐゴシック" w:hAnsi="-webkit-standard" w:cs="ＭＳ Ｐゴシック"/>
+          <w:color w:val="000000"/>
+          <w:kern w:val="0"/>
+          <w:sz w:val="27"/>
+          <w:szCs w:val="27"/>
+          <w14:ligatures w14:val="none"/>
+        </w:rPr>
+        <w:t> </w:t>
+      </w:r>
+    </w:p>
+    <w:p>
+      <w:pPr>
+        <w:rPr>
+          <w:rFonts w:ascii="-webkit-standard" w:eastAsia="ＭＳ Ｐゴシック" w:hAnsi="-webkit-standard" w:cs="ＭＳ Ｐゴシック"/>
+          <w:color w:val="000000"/>
+          <w:kern w:val="0"/>
+          <w:sz w:val="27"/>
+          <w:szCs w:val="27"/>
+          <w14:ligatures w14:val="none"/>
+        </w:rPr>
+      </w:pPr>
+      <w:r>
+        <w:rPr>
+          <w:rFonts w:ascii="-webkit-standard" w:eastAsia="ＭＳ Ｐゴシック" w:hAnsi="-webkit-standard" w:cs="ＭＳ Ｐゴシック"/>
+          <w:color w:val="000000"/>
+          <w:kern w:val="0"/>
+          <w:sz w:val="27"/>
+          <w:szCs w:val="27"/>
+          <w14:ligatures w14:val="none"/>
+        </w:rPr>
+        <w:t> </w:t>
+      </w:r>
+    </w:p>
+    <w:p>
+      <w:pPr>
+        <w:rPr>
+          <w:rFonts w:ascii="-webkit-standard" w:eastAsia="ＭＳ Ｐゴシック" w:hAnsi="-webkit-standard" w:cs="ＭＳ Ｐゴシック"/>
+          <w:color w:val="000000"/>
+          <w:kern w:val="0"/>
+          <w:sz w:val="27"/>
+          <w:szCs w:val="27"/>
+          <w14:ligatures w14:val="none"/>
+        </w:rPr>
+      </w:pPr>
+      <w:r>
+        <w:rPr>
+          <w:rFonts w:ascii="-webkit-standard" w:eastAsia="ＭＳ Ｐゴシック" w:hAnsi="-webkit-standard" w:cs="ＭＳ Ｐゴシック"/>
+          <w:color w:val="000000"/>
+          <w:kern w:val="0"/>
+          <w:sz w:val="27"/>
+          <w:szCs w:val="27"/>
+          <w14:ligatures w14:val="none"/>
+        </w:rPr>
+        <w:t> </w:t>
+      </w:r>
+    </w:p>
+    <w:p>
+      <w:pPr>
+        <w:rPr>
+          <w:rFonts w:ascii="-webkit-standard" w:eastAsia="ＭＳ Ｐゴシック" w:hAnsi="-webkit-standard" w:cs="ＭＳ Ｐゴシック"/>
+          <w:color w:val="000000"/>
+          <w:kern w:val="0"/>
+          <w:sz w:val="27"/>
+          <w:szCs w:val="27"/>
+          <w14:ligatures w14:val="none"/>
+        </w:rPr>
+      </w:pPr>
+      <w:r>
+        <w:rPr>
+          <w:rFonts w:ascii="-webkit-standard" w:eastAsia="ＭＳ Ｐゴシック" w:hAnsi="-webkit-standard" w:cs="ＭＳ Ｐゴシック"/>
+          <w:color w:val="000000"/>
+          <w:kern w:val="0"/>
+          <w:sz w:val="27"/>
+          <w:szCs w:val="27"/>
+          <w14:ligatures w14:val="none"/>
+        </w:rPr>
+        <w:lastRenderedPageBreak/>
+        <w:t> </w:t>
+      </w:r>
+    </w:p>
+    <w:p>
+      <w:pPr>
+        <w:rPr>
+          <w:rFonts w:ascii="-webkit-standard" w:eastAsia="ＭＳ Ｐゴシック" w:hAnsi="-webkit-standard" w:cs="ＭＳ Ｐゴシック"/>
+          <w:color w:val="000000"/>
+          <w:kern w:val="0"/>
+          <w:sz w:val="27"/>
+          <w:szCs w:val="27"/>
+          <w14:ligatures w14:val="none"/>
+        </w:rPr>
+      </w:pPr>
+      <w:r>
+        <w:rPr>
+          <w:rFonts w:ascii="-webkit-standard" w:eastAsia="ＭＳ Ｐゴシック" w:hAnsi="-webkit-standard" w:cs="ＭＳ Ｐゴシック"/>
+          <w:color w:val="000000"/>
+          <w:kern w:val="0"/>
+          <w:sz w:val="27"/>
+          <w:szCs w:val="27"/>
+          <w14:ligatures w14:val="none"/>
+        </w:rPr>
+        <w:t> </w:t>
+      </w:r>
+    </w:p>
+    <w:p>
+      <w:pPr>
+        <w:rPr>
+          <w:rFonts w:ascii="-webkit-standard" w:eastAsia="ＭＳ Ｐゴシック" w:hAnsi="-webkit-standard" w:cs="ＭＳ Ｐゴシック"/>
+          <w:color w:val="000000"/>
+          <w:kern w:val="0"/>
+          <w:sz w:val="27"/>
+          <w:szCs w:val="27"/>
+          <w14:ligatures w14:val="none"/>
+        </w:rPr>
+      </w:pPr>
+      <w:r>
+        <w:rPr>
+          <w:rFonts w:ascii="-webkit-standard" w:eastAsia="ＭＳ Ｐゴシック" w:hAnsi="-webkit-standard" w:cs="ＭＳ Ｐゴシック"/>
+          <w:color w:val="000000"/>
+          <w:kern w:val="0"/>
+          <w:sz w:val="27"/>
+          <w:szCs w:val="27"/>
+          <w14:ligatures w14:val="none"/>
+        </w:rPr>
+        <w:t> </w:t>
+      </w:r>
+    </w:p>
+    <w:p>
+      <w:pPr>
+        <w:rPr>
+          <w:rFonts w:ascii="-webkit-standard" w:eastAsia="ＭＳ Ｐゴシック" w:hAnsi="-webkit-standard" w:cs="ＭＳ Ｐゴシック"/>
+          <w:color w:val="000000"/>
+          <w:kern w:val="0"/>
+          <w:sz w:val="27"/>
+          <w:szCs w:val="27"/>
+          <w14:ligatures w14:val="none"/>
+        </w:rPr>
+      </w:pPr>
+      <w:r>
+        <w:rPr>
+          <w:rFonts w:ascii="-webkit-standard" w:eastAsia="ＭＳ Ｐゴシック" w:hAnsi="-webkit-standard" w:cs="ＭＳ Ｐゴシック"/>
+          <w:color w:val="000000"/>
+          <w:kern w:val="0"/>
+          <w:sz w:val="27"/>
+          <w:szCs w:val="27"/>
+          <w14:ligatures w14:val="none"/>
+        </w:rPr>
+        <w:t> </w:t>
+      </w:r>
+    </w:p>
+    <w:p>
+      <w:pPr>
+        <w:rPr>
+          <w:rFonts w:ascii="-webkit-standard" w:eastAsia="ＭＳ Ｐゴシック" w:hAnsi="-webkit-standard" w:cs="ＭＳ Ｐゴシック"/>
+          <w:color w:val="000000"/>
+          <w:kern w:val="0"/>
+          <w:sz w:val="27"/>
+          <w:szCs w:val="27"/>
+          <w14:ligatures w14:val="none"/>
+        </w:rPr>
+      </w:pPr>
+      <w:r>
+        <w:rPr>
+          <w:rFonts w:ascii="-webkit-standard" w:eastAsia="ＭＳ Ｐゴシック" w:hAnsi="-webkit-standard" w:cs="ＭＳ Ｐゴシック"/>
+          <w:color w:val="000000"/>
+          <w:kern w:val="0"/>
+          <w:sz w:val="27"/>
+          <w:szCs w:val="27"/>
+          <w14:ligatures w14:val="none"/>
+        </w:rPr>
+        <w:t> </w:t>
+      </w:r>
+    </w:p>
+    <w:p>
+      <w:pPr>
+        <w:rPr>
+          <w:rFonts w:ascii="-webkit-standard" w:eastAsia="ＭＳ Ｐゴシック" w:hAnsi="-webkit-standard" w:cs="ＭＳ Ｐゴシック"/>
+          <w:color w:val="000000"/>
+          <w:kern w:val="0"/>
+          <w:sz w:val="27"/>
+          <w:szCs w:val="27"/>
+          <w14:ligatures w14:val="none"/>
+        </w:rPr>
+      </w:pPr>
+      <w:r>
+        <w:rPr>
+          <w:rFonts w:ascii="-webkit-standard" w:eastAsia="ＭＳ Ｐゴシック" w:hAnsi="-webkit-standard" w:cs="ＭＳ Ｐゴシック"/>
+          <w:color w:val="000000"/>
+          <w:kern w:val="0"/>
+          <w:sz w:val="27"/>
+          <w:szCs w:val="27"/>
+          <w14:ligatures w14:val="none"/>
+        </w:rPr>
+        <w:t> </w:t>
+      </w:r>
     </w:p>
     <w:p/>
     <w:sectPr>
@@ -4077,18 +6797,18 @@
     <w:lsdException w:name="Unresolved Mention" w:semiHidden="1" w:unhideWhenUsed="1"/>
     <w:lsdException w:name="Smart Link" w:semiHidden="1" w:unhideWhenUsed="1"/>
   </w:latentStyles>
-  <w:style w:type="paragraph" w:default="1" w:styleId="a">
+  <w:style w:type="paragraph" w:default="1" w:styleId="Normal">
     <w:name w:val="Normal"/>
     <w:qFormat/>
     <w:pPr>
       <w:widowControl w:val="0"/>
     </w:pPr>
   </w:style>
-  <w:style w:type="paragraph" w:styleId="1">
+  <w:style w:type="paragraph" w:styleId="Heading1">
     <w:name w:val="heading 1"/>
-    <w:basedOn w:val="a"/>
-    <w:next w:val="a"/>
-    <w:link w:val="10"/>
+    <w:basedOn w:val="Normal"/>
+    <w:next w:val="Normal"/>
+    <w:link w:val="Heading1Char"/>
     <w:uiPriority w:val="9"/>
     <w:qFormat/>
     <w:rsid w:val="000D1D6D"/>
@@ -4105,11 +6825,11 @@
       <w:szCs w:val="32"/>
     </w:rPr>
   </w:style>
-  <w:style w:type="paragraph" w:styleId="2">
+  <w:style w:type="paragraph" w:styleId="Heading2">
     <w:name w:val="heading 2"/>
-    <w:basedOn w:val="a"/>
-    <w:next w:val="a"/>
-    <w:link w:val="20"/>
+    <w:basedOn w:val="Normal"/>
+    <w:next w:val="Normal"/>
+    <w:link w:val="Heading2Char"/>
     <w:uiPriority w:val="9"/>
     <w:semiHidden/>
     <w:unhideWhenUsed/>
@@ -4128,11 +6848,11 @@
       <w:szCs w:val="28"/>
     </w:rPr>
   </w:style>
-  <w:style w:type="paragraph" w:styleId="3">
+  <w:style w:type="paragraph" w:styleId="Heading3">
     <w:name w:val="heading 3"/>
-    <w:basedOn w:val="a"/>
-    <w:next w:val="a"/>
-    <w:link w:val="30"/>
+    <w:basedOn w:val="Normal"/>
+    <w:next w:val="Normal"/>
+    <w:link w:val="Heading3Char"/>
     <w:uiPriority w:val="9"/>
     <w:unhideWhenUsed/>
     <w:qFormat/>
@@ -4149,11 +6869,11 @@
       <w:sz w:val="24"/>
     </w:rPr>
   </w:style>
-  <w:style w:type="paragraph" w:styleId="4">
+  <w:style w:type="paragraph" w:styleId="Heading4">
     <w:name w:val="heading 4"/>
-    <w:basedOn w:val="a"/>
-    <w:next w:val="a"/>
-    <w:link w:val="40"/>
+    <w:basedOn w:val="Normal"/>
+    <w:next w:val="Normal"/>
+    <w:link w:val="Heading4Char"/>
     <w:uiPriority w:val="9"/>
     <w:semiHidden/>
     <w:unhideWhenUsed/>
@@ -4170,11 +6890,11 @@
       <w:color w:val="000000" w:themeColor="text1"/>
     </w:rPr>
   </w:style>
-  <w:style w:type="paragraph" w:styleId="5">
+  <w:style w:type="paragraph" w:styleId="Heading5">
     <w:name w:val="heading 5"/>
-    <w:basedOn w:val="a"/>
-    <w:next w:val="a"/>
-    <w:link w:val="50"/>
+    <w:basedOn w:val="Normal"/>
+    <w:next w:val="Normal"/>
+    <w:link w:val="Heading5Char"/>
     <w:uiPriority w:val="9"/>
     <w:semiHidden/>
     <w:unhideWhenUsed/>
@@ -4192,11 +6912,11 @@
       <w:color w:val="000000" w:themeColor="text1"/>
     </w:rPr>
   </w:style>
-  <w:style w:type="paragraph" w:styleId="6">
+  <w:style w:type="paragraph" w:styleId="Heading6">
     <w:name w:val="heading 6"/>
-    <w:basedOn w:val="a"/>
-    <w:next w:val="a"/>
-    <w:link w:val="60"/>
+    <w:basedOn w:val="Normal"/>
+    <w:next w:val="Normal"/>
+    <w:link w:val="Heading6Char"/>
     <w:uiPriority w:val="9"/>
     <w:semiHidden/>
     <w:unhideWhenUsed/>
@@ -4214,11 +6934,11 @@
       <w:color w:val="000000" w:themeColor="text1"/>
     </w:rPr>
   </w:style>
-  <w:style w:type="paragraph" w:styleId="7">
+  <w:style w:type="paragraph" w:styleId="Heading7">
     <w:name w:val="heading 7"/>
-    <w:basedOn w:val="a"/>
-    <w:next w:val="a"/>
-    <w:link w:val="70"/>
+    <w:basedOn w:val="Normal"/>
+    <w:next w:val="Normal"/>
+    <w:link w:val="Heading7Char"/>
     <w:uiPriority w:val="9"/>
     <w:semiHidden/>
     <w:unhideWhenUsed/>
@@ -4236,11 +6956,11 @@
       <w:color w:val="000000" w:themeColor="text1"/>
     </w:rPr>
   </w:style>
-  <w:style w:type="paragraph" w:styleId="8">
+  <w:style w:type="paragraph" w:styleId="Heading8">
     <w:name w:val="heading 8"/>
-    <w:basedOn w:val="a"/>
-    <w:next w:val="a"/>
-    <w:link w:val="80"/>
+    <w:basedOn w:val="Normal"/>
+    <w:next w:val="Normal"/>
+    <w:link w:val="Heading8Char"/>
     <w:uiPriority w:val="9"/>
     <w:semiHidden/>
     <w:unhideWhenUsed/>
@@ -4258,11 +6978,11 @@
       <w:color w:val="000000" w:themeColor="text1"/>
     </w:rPr>
   </w:style>
-  <w:style w:type="paragraph" w:styleId="9">
+  <w:style w:type="paragraph" w:styleId="Heading9">
     <w:name w:val="heading 9"/>
-    <w:basedOn w:val="a"/>
-    <w:next w:val="a"/>
-    <w:link w:val="90"/>
+    <w:basedOn w:val="Normal"/>
+    <w:next w:val="Normal"/>
+    <w:link w:val="Heading9Char"/>
     <w:uiPriority w:val="9"/>
     <w:semiHidden/>
     <w:unhideWhenUsed/>
@@ -4280,13 +7000,12 @@
       <w:color w:val="000000" w:themeColor="text1"/>
     </w:rPr>
   </w:style>
-  <w:style w:type="character" w:default="1" w:styleId="a0">
+  <w:style w:type="character" w:default="1" w:styleId="DefaultParagraphFont">
     <w:name w:val="Default Paragraph Font"/>
     <w:uiPriority w:val="1"/>
-    <w:semiHidden/>
     <w:unhideWhenUsed/>
   </w:style>
-  <w:style w:type="table" w:default="1" w:styleId="a1">
+  <w:style w:type="table" w:default="1" w:styleId="TableNormal">
     <w:name w:val="Normal Table"/>
     <w:uiPriority w:val="99"/>
     <w:semiHidden/>
@@ -4301,16 +7020,16 @@
       </w:tblCellMar>
     </w:tblPr>
   </w:style>
-  <w:style w:type="numbering" w:default="1" w:styleId="a2">
+  <w:style w:type="numbering" w:default="1" w:styleId="NoList">
     <w:name w:val="No List"/>
     <w:uiPriority w:val="99"/>
     <w:semiHidden/>
     <w:unhideWhenUsed/>
   </w:style>
-  <w:style w:type="character" w:customStyle="1" w:styleId="10">
-    <w:name w:val="見出し 1 (文字)"/>
-    <w:basedOn w:val="a0"/>
-    <w:link w:val="1"/>
+  <w:style w:type="character" w:customStyle="1" w:styleId="Heading1Char">
+    <w:name w:val="Heading 1 Char"/>
+    <w:basedOn w:val="DefaultParagraphFont"/>
+    <w:link w:val="Heading1"/>
     <w:uiPriority w:val="9"/>
     <w:rsid w:val="000D1D6D"/>
     <w:rPr>
@@ -4320,10 +7039,10 @@
       <w:szCs w:val="32"/>
     </w:rPr>
   </w:style>
-  <w:style w:type="character" w:customStyle="1" w:styleId="20">
-    <w:name w:val="見出し 2 (文字)"/>
-    <w:basedOn w:val="a0"/>
-    <w:link w:val="2"/>
+  <w:style w:type="character" w:customStyle="1" w:styleId="Heading2Char">
+    <w:name w:val="Heading 2 Char"/>
+    <w:basedOn w:val="DefaultParagraphFont"/>
+    <w:link w:val="Heading2"/>
     <w:uiPriority w:val="9"/>
     <w:semiHidden/>
     <w:rsid w:val="000D1D6D"/>
@@ -4334,10 +7053,10 @@
       <w:szCs w:val="28"/>
     </w:rPr>
   </w:style>
-  <w:style w:type="character" w:customStyle="1" w:styleId="30">
-    <w:name w:val="見出し 3 (文字)"/>
-    <w:basedOn w:val="a0"/>
-    <w:link w:val="3"/>
+  <w:style w:type="character" w:customStyle="1" w:styleId="Heading3Char">
+    <w:name w:val="Heading 3 Char"/>
+    <w:basedOn w:val="DefaultParagraphFont"/>
+    <w:link w:val="Heading3"/>
     <w:uiPriority w:val="9"/>
     <w:semiHidden/>
     <w:rsid w:val="000D1D6D"/>
@@ -4347,10 +7066,10 @@
       <w:sz w:val="24"/>
     </w:rPr>
   </w:style>
-  <w:style w:type="character" w:customStyle="1" w:styleId="40">
-    <w:name w:val="見出し 4 (文字)"/>
-    <w:basedOn w:val="a0"/>
-    <w:link w:val="4"/>
+  <w:style w:type="character" w:customStyle="1" w:styleId="Heading4Char">
+    <w:name w:val="Heading 4 Char"/>
+    <w:basedOn w:val="DefaultParagraphFont"/>
+    <w:link w:val="Heading4"/>
     <w:uiPriority w:val="9"/>
     <w:semiHidden/>
     <w:rsid w:val="000D1D6D"/>
@@ -4359,10 +7078,10 @@
       <w:color w:val="000000" w:themeColor="text1"/>
     </w:rPr>
   </w:style>
-  <w:style w:type="character" w:customStyle="1" w:styleId="50">
-    <w:name w:val="見出し 5 (文字)"/>
-    <w:basedOn w:val="a0"/>
-    <w:link w:val="5"/>
+  <w:style w:type="character" w:customStyle="1" w:styleId="Heading5Char">
+    <w:name w:val="Heading 5 Char"/>
+    <w:basedOn w:val="DefaultParagraphFont"/>
+    <w:link w:val="Heading5"/>
     <w:uiPriority w:val="9"/>
     <w:semiHidden/>
     <w:rsid w:val="000D1D6D"/>
@@ -4371,10 +7090,10 @@
       <w:color w:val="000000" w:themeColor="text1"/>
     </w:rPr>
   </w:style>
-  <w:style w:type="character" w:customStyle="1" w:styleId="60">
-    <w:name w:val="見出し 6 (文字)"/>
-    <w:basedOn w:val="a0"/>
-    <w:link w:val="6"/>
+  <w:style w:type="character" w:customStyle="1" w:styleId="Heading6Char">
+    <w:name w:val="Heading 6 Char"/>
+    <w:basedOn w:val="DefaultParagraphFont"/>
+    <w:link w:val="Heading6"/>
     <w:uiPriority w:val="9"/>
     <w:semiHidden/>
     <w:rsid w:val="000D1D6D"/>
@@ -4383,10 +7102,10 @@
       <w:color w:val="000000" w:themeColor="text1"/>
     </w:rPr>
   </w:style>
-  <w:style w:type="character" w:customStyle="1" w:styleId="70">
-    <w:name w:val="見出し 7 (文字)"/>
-    <w:basedOn w:val="a0"/>
-    <w:link w:val="7"/>
+  <w:style w:type="character" w:customStyle="1" w:styleId="Heading7Char">
+    <w:name w:val="Heading 7 Char"/>
+    <w:basedOn w:val="DefaultParagraphFont"/>
+    <w:link w:val="Heading7"/>
     <w:uiPriority w:val="9"/>
     <w:semiHidden/>
     <w:rsid w:val="000D1D6D"/>
@@ -4395,10 +7114,10 @@
       <w:color w:val="000000" w:themeColor="text1"/>
     </w:rPr>
   </w:style>
-  <w:style w:type="character" w:customStyle="1" w:styleId="80">
-    <w:name w:val="見出し 8 (文字)"/>
-    <w:basedOn w:val="a0"/>
-    <w:link w:val="8"/>
+  <w:style w:type="character" w:customStyle="1" w:styleId="Heading8Char">
+    <w:name w:val="Heading 8 Char"/>
+    <w:basedOn w:val="DefaultParagraphFont"/>
+    <w:link w:val="Heading8"/>
     <w:uiPriority w:val="9"/>
     <w:semiHidden/>
     <w:rsid w:val="000D1D6D"/>
@@ -4407,10 +7126,10 @@
       <w:color w:val="000000" w:themeColor="text1"/>
     </w:rPr>
   </w:style>
-  <w:style w:type="character" w:customStyle="1" w:styleId="90">
-    <w:name w:val="見出し 9 (文字)"/>
-    <w:basedOn w:val="a0"/>
-    <w:link w:val="9"/>
+  <w:style w:type="character" w:customStyle="1" w:styleId="Heading9Char">
+    <w:name w:val="Heading 9 Char"/>
+    <w:basedOn w:val="DefaultParagraphFont"/>
+    <w:link w:val="Heading9"/>
     <w:uiPriority w:val="9"/>
     <w:semiHidden/>
     <w:rsid w:val="000D1D6D"/>
@@ -4419,11 +7138,11 @@
       <w:color w:val="000000" w:themeColor="text1"/>
     </w:rPr>
   </w:style>
-  <w:style w:type="paragraph" w:styleId="a3">
+  <w:style w:type="paragraph" w:styleId="Title">
     <w:name w:val="Title"/>
-    <w:basedOn w:val="a"/>
-    <w:next w:val="a"/>
-    <w:link w:val="a4"/>
+    <w:basedOn w:val="Normal"/>
+    <w:next w:val="Normal"/>
+    <w:link w:val="TitleChar"/>
     <w:uiPriority w:val="10"/>
     <w:qFormat/>
     <w:rsid w:val="000D1D6D"/>
@@ -4440,10 +7159,10 @@
       <w:szCs w:val="56"/>
     </w:rPr>
   </w:style>
-  <w:style w:type="character" w:customStyle="1" w:styleId="a4">
-    <w:name w:val="表題 (文字)"/>
-    <w:basedOn w:val="a0"/>
-    <w:link w:val="a3"/>
+  <w:style w:type="character" w:customStyle="1" w:styleId="TitleChar">
+    <w:name w:val="Title Char"/>
+    <w:basedOn w:val="DefaultParagraphFont"/>
+    <w:link w:val="Title"/>
     <w:uiPriority w:val="10"/>
     <w:rsid w:val="000D1D6D"/>
     <w:rPr>
@@ -4454,11 +7173,11 @@
       <w:szCs w:val="56"/>
     </w:rPr>
   </w:style>
-  <w:style w:type="paragraph" w:styleId="a5">
+  <w:style w:type="paragraph" w:styleId="Subtitle">
     <w:name w:val="Subtitle"/>
-    <w:basedOn w:val="a"/>
-    <w:next w:val="a"/>
-    <w:link w:val="a6"/>
+    <w:basedOn w:val="Normal"/>
+    <w:next w:val="Normal"/>
+    <w:link w:val="SubtitleChar"/>
     <w:uiPriority w:val="11"/>
     <w:qFormat/>
     <w:rsid w:val="000D1D6D"/>
@@ -4477,10 +7196,10 @@
       <w:szCs w:val="28"/>
     </w:rPr>
   </w:style>
-  <w:style w:type="character" w:customStyle="1" w:styleId="a6">
-    <w:name w:val="副題 (文字)"/>
-    <w:basedOn w:val="a0"/>
-    <w:link w:val="a5"/>
+  <w:style w:type="character" w:customStyle="1" w:styleId="SubtitleChar">
+    <w:name w:val="Subtitle Char"/>
+    <w:basedOn w:val="DefaultParagraphFont"/>
+    <w:link w:val="Subtitle"/>
     <w:uiPriority w:val="11"/>
     <w:rsid w:val="000D1D6D"/>
     <w:rPr>
@@ -4491,11 +7210,11 @@
       <w:szCs w:val="28"/>
     </w:rPr>
   </w:style>
-  <w:style w:type="paragraph" w:styleId="a7">
+  <w:style w:type="paragraph" w:styleId="Quote">
     <w:name w:val="Quote"/>
-    <w:basedOn w:val="a"/>
-    <w:next w:val="a"/>
-    <w:link w:val="a8"/>
+    <w:basedOn w:val="Normal"/>
+    <w:next w:val="Normal"/>
+    <w:link w:val="QuoteChar"/>
     <w:uiPriority w:val="29"/>
     <w:qFormat/>
     <w:rsid w:val="000D1D6D"/>
@@ -4509,10 +7228,10 @@
       <w:color w:val="404040" w:themeColor="text1" w:themeTint="BF"/>
     </w:rPr>
   </w:style>
-  <w:style w:type="character" w:customStyle="1" w:styleId="a8">
-    <w:name w:val="引用文 (文字)"/>
-    <w:basedOn w:val="a0"/>
-    <w:link w:val="a7"/>
+  <w:style w:type="character" w:customStyle="1" w:styleId="QuoteChar">
+    <w:name w:val="Quote Char"/>
+    <w:basedOn w:val="DefaultParagraphFont"/>
+    <w:link w:val="Quote"/>
     <w:uiPriority w:val="29"/>
     <w:rsid w:val="000D1D6D"/>
     <w:rPr>
@@ -4521,9 +7240,9 @@
       <w:color w:val="404040" w:themeColor="text1" w:themeTint="BF"/>
     </w:rPr>
   </w:style>
-  <w:style w:type="paragraph" w:styleId="a9">
+  <w:style w:type="paragraph" w:styleId="ListParagraph">
     <w:name w:val="List Paragraph"/>
-    <w:basedOn w:val="a"/>
+    <w:basedOn w:val="Normal"/>
     <w:uiPriority w:val="34"/>
     <w:qFormat/>
     <w:rsid w:val="000D1D6D"/>
@@ -4532,9 +7251,9 @@
       <w:contextualSpacing/>
     </w:pPr>
   </w:style>
-  <w:style w:type="character" w:styleId="21">
+  <w:style w:type="character" w:styleId="IntenseEmphasis">
     <w:name w:val="Intense Emphasis"/>
-    <w:basedOn w:val="a0"/>
+    <w:basedOn w:val="DefaultParagraphFont"/>
     <w:uiPriority w:val="21"/>
     <w:qFormat/>
     <w:rsid w:val="000D1D6D"/>
@@ -4544,11 +7263,11 @@
       <w:color w:val="0F4761" w:themeColor="accent1" w:themeShade="BF"/>
     </w:rPr>
   </w:style>
-  <w:style w:type="paragraph" w:styleId="22">
+  <w:style w:type="paragraph" w:styleId="IntenseQuote">
     <w:name w:val="Intense Quote"/>
-    <w:basedOn w:val="a"/>
-    <w:next w:val="a"/>
-    <w:link w:val="23"/>
+    <w:basedOn w:val="Normal"/>
+    <w:next w:val="Normal"/>
+    <w:link w:val="IntenseQuoteChar"/>
     <w:uiPriority w:val="30"/>
     <w:qFormat/>
     <w:rsid w:val="000D1D6D"/>
@@ -4567,10 +7286,10 @@
       <w:color w:val="0F4761" w:themeColor="accent1" w:themeShade="BF"/>
     </w:rPr>
   </w:style>
-  <w:style w:type="character" w:customStyle="1" w:styleId="23">
-    <w:name w:val="引用文 2 (文字)"/>
-    <w:basedOn w:val="a0"/>
-    <w:link w:val="22"/>
+  <w:style w:type="character" w:customStyle="1" w:styleId="IntenseQuoteChar">
+    <w:name w:val="Intense Quote Char"/>
+    <w:basedOn w:val="DefaultParagraphFont"/>
+    <w:link w:val="IntenseQuote"/>
     <w:uiPriority w:val="30"/>
     <w:rsid w:val="000D1D6D"/>
     <w:rPr>
@@ -4579,9 +7298,9 @@
       <w:color w:val="0F4761" w:themeColor="accent1" w:themeShade="BF"/>
     </w:rPr>
   </w:style>
-  <w:style w:type="character" w:styleId="24">
+  <w:style w:type="character" w:styleId="IntenseReference">
     <w:name w:val="Intense Reference"/>
-    <w:basedOn w:val="a0"/>
+    <w:basedOn w:val="DefaultParagraphFont"/>
     <w:uiPriority w:val="32"/>
     <w:qFormat/>
     <w:rsid w:val="000D1D6D"/>
@@ -4593,9 +7312,9 @@
       <w:spacing w:val="5"/>
     </w:rPr>
   </w:style>
-  <w:style w:type="paragraph" w:styleId="Web">
+  <w:style w:type="paragraph" w:styleId="NormalWeb">
     <w:name w:val="Normal (Web)"/>
-    <w:basedOn w:val="a"/>
+    <w:basedOn w:val="Normal"/>
     <w:uiPriority w:val="99"/>
     <w:semiHidden/>
     <w:unhideWhenUsed/>
@@ -4613,7 +7332,7 @@
   </w:style>
   <w:style w:type="character" w:customStyle="1" w:styleId="apple-converted-space">
     <w:name w:val="apple-converted-space"/>
-    <w:basedOn w:val="a0"/>
+    <w:basedOn w:val="DefaultParagraphFont"/>
     <w:rsid w:val="000D1D6D"/>
   </w:style>
 </w:styles>
